--- a/agent/contract/templates/zhanweifu/non-standard-with-install.docx
+++ b/agent/contract/templates/zhanweifu/non-standard-with-install.docx
@@ -1298,7 +1298,7 @@
         </w:rPr>
       </w:pPr>
       <w:r>
-        <w:t>本合同采用固定总价的计价方式，合同总价为¥{{ totalAmount }}元整（大写金额：{{ totalAmountChinese }}元整），含13%增值税，其中不含税金额{{ amountWithoutTax }}元，税金{{ taxAmount }}元。如在合同签订期间及合同签订后，相关增值税税率发生变化的，不含税金额保持不变，本合同增值税税率及税额相应调整。</w:t>
+        <w:t>本合同采用固定总价的计价方式，合同总价为¥{{ totalAmount }}元整（大写金额：{{ totalAmountChinese }}元整），含{{ taxRate }}%增值税，其中不含税金额{{ amountWithoutTax }}元，税金{{ taxAmount }}元。如在合同签订期间及合同签订后，相关增值税税率发生变化的，不含税金额保持不变，本合同增值税税率及税额相应调整。</w:t>
       </w:r>
     </w:p>
     <w:p>
@@ -2800,70 +2800,7 @@
         </w:rPr>
       </w:pPr>
       <w:r>
-        <w:rPr>
-          <w:rFonts w:ascii="Times New Roman" w:hAnsi="Times New Roman" w:eastAsia="仿宋" w:cs="Times New Roman"/>
-          <w:color w:val="000000"/>
-          <w:szCs w:val="21"/>
-          <w:highlight w:val="none"/>
-        </w:rPr>
-        <w:t>乙方</w:t>
-      </w:r>
-      <w:r>
-        <w:rPr>
-          <w:rFonts w:hint="eastAsia" w:ascii="Times New Roman" w:hAnsi="Times New Roman" w:eastAsia="仿宋" w:cs="Times New Roman"/>
-          <w:color w:val="000000"/>
-          <w:szCs w:val="21"/>
-          <w:highlight w:val="none"/>
-          <w:lang w:val="en-US" w:eastAsia="zh-CN"/>
-        </w:rPr>
-        <w:t>应在发货后3天内</w:t>
-      </w:r>
-      <w:r>
-        <w:rPr>
-          <w:rFonts w:ascii="Times New Roman" w:hAnsi="Times New Roman" w:eastAsia="仿宋" w:cs="Times New Roman"/>
-          <w:color w:val="000000"/>
-          <w:szCs w:val="21"/>
-          <w:highlight w:val="none"/>
-        </w:rPr>
-        <w:t>向甲方开具正规的13%增值税</w:t>
-      </w:r>
-      <w:r>
-        <w:rPr>
-          <w:rFonts w:hint="eastAsia" w:ascii="Times New Roman" w:hAnsi="Times New Roman" w:eastAsia="仿宋" w:cs="Times New Roman"/>
-          <w:color w:val="000000"/>
-          <w:szCs w:val="21"/>
-          <w:highlight w:val="none"/>
-          <w:lang w:val="en-US" w:eastAsia="zh-CN"/>
-        </w:rPr>
-        <w:t>全额</w:t>
-      </w:r>
-      <w:r>
-        <w:rPr>
-          <w:rFonts w:ascii="Times New Roman" w:hAnsi="Times New Roman" w:eastAsia="仿宋" w:cs="Times New Roman"/>
-          <w:color w:val="000000"/>
-          <w:szCs w:val="21"/>
-          <w:highlight w:val="none"/>
-        </w:rPr>
-        <w:t>专用发票</w:t>
-      </w:r>
-      <w:r>
-        <w:rPr>
-          <w:rFonts w:hint="eastAsia" w:ascii="Times New Roman" w:hAnsi="Times New Roman" w:eastAsia="仿宋" w:cs="Times New Roman"/>
-          <w:color w:val="000000"/>
-          <w:szCs w:val="21"/>
-          <w:highlight w:val="none"/>
-          <w:lang w:eastAsia="zh-CN"/>
-        </w:rPr>
-        <w:t>，</w:t>
-      </w:r>
-      <w:r>
-        <w:rPr>
-          <w:rFonts w:ascii="Times New Roman" w:hAnsi="Times New Roman" w:eastAsia="仿宋" w:cs="Times New Roman"/>
-          <w:color w:val="000000"/>
-          <w:szCs w:val="21"/>
-          <w:highlight w:val="none"/>
-        </w:rPr>
-        <w:t>否则甲方有权拒绝支付相应费用。若乙方提供不符合要求的发票（如虚开发票、假发票等），甲方将暂停支付全部应付款项，并要求乙方重新提供合格发票，因乙方发票问题造成的甲方损失均由乙方承担。如因此导致甲方被税务部门等行政机关处罚的，乙方另需支付合同金额50%的惩罚性违约金。</w:t>
+        <w:t>乙方应在发货后3天内向甲方开具正规的{{ taxRate }}%增值税全额专用发票，否则甲方有权拒绝支付相应费用。若乙方提供不符合要求的发票（如虚开发票、假发票等），甲方将暂停支付全部应付款项，并要求乙方重新提供合格发票，因乙方发票问题造成的甲方损失均由乙方承担。如因此导致甲方被税务部门等行政机关处罚的，乙方另需支付合同金额50%的惩罚性违约金。</w:t>
       </w:r>
     </w:p>
     <w:p>

--- a/agent/contract/templates/zhanweifu/non-standard-with-install.docx
+++ b/agent/contract/templates/zhanweifu/non-standard-with-install.docx
@@ -908,7 +908,7 @@
           </w:tcPr>
           <w:p>
             <w:r>
-              <w:t>{% for item in items %}{{ item.index }}</w:t>
+              <w:t>{%tr for item in items %}</w:t>
             </w:r>
           </w:p>
         </w:tc>
@@ -924,7 +924,7 @@
           </w:tcPr>
           <w:p>
             <w:r>
-              <w:t>{{ item.name }}</w:t>
+              <w:t/>
             </w:r>
           </w:p>
         </w:tc>
@@ -941,7 +941,7 @@
           </w:tcPr>
           <w:p>
             <w:r>
-              <w:t>{{ item.spec }}</w:t>
+              <w:t/>
             </w:r>
           </w:p>
         </w:tc>
@@ -958,7 +958,7 @@
           </w:tcPr>
           <w:p>
             <w:r>
-              <w:t>{{ item.unit }}</w:t>
+              <w:t/>
             </w:r>
           </w:p>
         </w:tc>
@@ -975,7 +975,7 @@
           </w:tcPr>
           <w:p>
             <w:r>
-              <w:t>{{ item.quantity }}</w:t>
+              <w:t/>
             </w:r>
           </w:p>
         </w:tc>
@@ -992,7 +992,7 @@
           </w:tcPr>
           <w:p>
             <w:r>
-              <w:t>{{ item.unitPrice }}</w:t>
+              <w:t/>
             </w:r>
           </w:p>
         </w:tc>
@@ -1009,7 +1009,7 @@
           </w:tcPr>
           <w:p>
             <w:r>
-              <w:t>{{ item.totalPrice }}</w:t>
+              <w:t/>
             </w:r>
           </w:p>
         </w:tc>
@@ -1026,7 +1026,305 @@
           </w:tcPr>
           <w:p>
             <w:r>
-              <w:t>{{ item.tagNo }}{% endfor %}</w:t>
+              <w:t/>
+            </w:r>
+          </w:p>
+        </w:tc>
+      </w:tr>
+      <w:tr>
+        <w:tblPrEx>
+          <w:tblCellMar>
+            <w:top w:w="15" w:type="dxa"/>
+            <w:left w:w="15" w:type="dxa"/>
+            <w:bottom w:w="15" w:type="dxa"/>
+            <w:right w:w="15" w:type="dxa"/>
+          </w:tblCellMar>
+        </w:tblPrEx>
+        <w:trPr>
+          <w:trHeight w:val="373" w:hRule="atLeast"/>
+          <w:jc w:val="center"/>
+        </w:trPr>
+        <w:tc>
+          <w:tcPr>
+            <w:tcW w:w="560" w:type="dxa"/>
+            <w:tcBorders>
+              <w:top w:val="single" w:color="000000" w:sz="4" w:space="0"/>
+              <w:left w:val="single" w:color="000000" w:sz="4" w:space="0"/>
+              <w:bottom w:val="single" w:color="000000" w:sz="4" w:space="0"/>
+              <w:right w:val="single" w:color="000000" w:sz="4" w:space="0"/>
+            </w:tcBorders>
+            <w:vAlign w:val="center"/>
+          </w:tcPr>
+          <w:p>
+            <w:r>
+              <w:t>{{ item.index }}</w:t>
+            </w:r>
+          </w:p>
+        </w:tc>
+        <w:tc>
+          <w:tcPr>
+            <w:tcW w:w="1403" w:type="dxa"/>
+            <w:tcBorders>
+              <w:top w:val="single" w:color="000000" w:sz="4" w:space="0"/>
+              <w:left w:val="single" w:color="000000" w:sz="4" w:space="0"/>
+              <w:right w:val="single" w:color="000000" w:sz="4" w:space="0"/>
+            </w:tcBorders>
+            <w:vAlign w:val="center"/>
+          </w:tcPr>
+          <w:p>
+            <w:r>
+              <w:t>{{ item.name }}</w:t>
+            </w:r>
+          </w:p>
+        </w:tc>
+        <w:tc>
+          <w:tcPr>
+            <w:tcW w:w="1822" w:type="dxa"/>
+            <w:tcBorders>
+              <w:top w:val="single" w:color="000000" w:sz="4" w:space="0"/>
+              <w:left w:val="single" w:color="000000" w:sz="4" w:space="0"/>
+              <w:bottom w:val="single" w:color="000000" w:sz="4" w:space="0"/>
+              <w:right w:val="single" w:color="000000" w:sz="4" w:space="0"/>
+            </w:tcBorders>
+            <w:vAlign w:val="center"/>
+          </w:tcPr>
+          <w:p>
+            <w:r>
+              <w:t>{{ item.spec }}</w:t>
+            </w:r>
+          </w:p>
+        </w:tc>
+        <w:tc>
+          <w:tcPr>
+            <w:tcW w:w="995" w:type="dxa"/>
+            <w:tcBorders>
+              <w:top w:val="single" w:color="000000" w:sz="4" w:space="0"/>
+              <w:left w:val="single" w:color="000000" w:sz="4" w:space="0"/>
+              <w:bottom w:val="single" w:color="000000" w:sz="4" w:space="0"/>
+              <w:right w:val="single" w:color="000000" w:sz="4" w:space="0"/>
+            </w:tcBorders>
+            <w:vAlign w:val="center"/>
+          </w:tcPr>
+          <w:p>
+            <w:r>
+              <w:t>{{ item.unit }}</w:t>
+            </w:r>
+          </w:p>
+        </w:tc>
+        <w:tc>
+          <w:tcPr>
+            <w:tcW w:w="860" w:type="dxa"/>
+            <w:tcBorders>
+              <w:top w:val="single" w:color="000000" w:sz="4" w:space="0"/>
+              <w:left w:val="single" w:color="000000" w:sz="4" w:space="0"/>
+              <w:bottom w:val="single" w:color="000000" w:sz="4" w:space="0"/>
+              <w:right w:val="single" w:color="000000" w:sz="4" w:space="0"/>
+            </w:tcBorders>
+            <w:vAlign w:val="center"/>
+          </w:tcPr>
+          <w:p>
+            <w:r>
+              <w:t>{{ item.quantity }}</w:t>
+            </w:r>
+          </w:p>
+        </w:tc>
+        <w:tc>
+          <w:tcPr>
+            <w:tcW w:w="1339" w:type="dxa"/>
+            <w:tcBorders>
+              <w:top w:val="single" w:color="000000" w:sz="4" w:space="0"/>
+              <w:left w:val="single" w:color="000000" w:sz="4" w:space="0"/>
+              <w:bottom w:val="single" w:color="000000" w:sz="4" w:space="0"/>
+              <w:right w:val="single" w:color="000000" w:sz="4" w:space="0"/>
+            </w:tcBorders>
+            <w:vAlign w:val="bottom"/>
+          </w:tcPr>
+          <w:p>
+            <w:r>
+              <w:t>{{ item.unitPrice }}</w:t>
+            </w:r>
+          </w:p>
+        </w:tc>
+        <w:tc>
+          <w:tcPr>
+            <w:tcW w:w="1265" w:type="dxa"/>
+            <w:tcBorders>
+              <w:top w:val="single" w:color="000000" w:sz="4" w:space="0"/>
+              <w:left w:val="single" w:color="000000" w:sz="4" w:space="0"/>
+              <w:bottom w:val="single" w:color="000000" w:sz="4" w:space="0"/>
+              <w:right w:val="single" w:color="000000" w:sz="4" w:space="0"/>
+            </w:tcBorders>
+            <w:vAlign w:val="center"/>
+          </w:tcPr>
+          <w:p>
+            <w:r>
+              <w:t>{{ item.totalPrice }}</w:t>
+            </w:r>
+          </w:p>
+        </w:tc>
+        <w:tc>
+          <w:tcPr>
+            <w:tcW w:w="876" w:type="dxa"/>
+            <w:tcBorders>
+              <w:top w:val="single" w:color="000000" w:sz="4" w:space="0"/>
+              <w:left w:val="single" w:color="000000" w:sz="4" w:space="0"/>
+              <w:bottom w:val="single" w:color="000000" w:sz="4" w:space="0"/>
+              <w:right w:val="single" w:color="000000" w:sz="4" w:space="0"/>
+            </w:tcBorders>
+            <w:vAlign w:val="center"/>
+          </w:tcPr>
+          <w:p>
+            <w:r>
+              <w:t>{{ item.tagNo }}</w:t>
+            </w:r>
+          </w:p>
+        </w:tc>
+      </w:tr>
+      <w:tr>
+        <w:tblPrEx>
+          <w:tblCellMar>
+            <w:top w:w="15" w:type="dxa"/>
+            <w:left w:w="15" w:type="dxa"/>
+            <w:bottom w:w="15" w:type="dxa"/>
+            <w:right w:w="15" w:type="dxa"/>
+          </w:tblCellMar>
+        </w:tblPrEx>
+        <w:trPr>
+          <w:trHeight w:val="373" w:hRule="atLeast"/>
+          <w:jc w:val="center"/>
+        </w:trPr>
+        <w:tc>
+          <w:tcPr>
+            <w:tcW w:w="560" w:type="dxa"/>
+            <w:tcBorders>
+              <w:top w:val="single" w:color="000000" w:sz="4" w:space="0"/>
+              <w:left w:val="single" w:color="000000" w:sz="4" w:space="0"/>
+              <w:bottom w:val="single" w:color="000000" w:sz="4" w:space="0"/>
+              <w:right w:val="single" w:color="000000" w:sz="4" w:space="0"/>
+            </w:tcBorders>
+            <w:vAlign w:val="center"/>
+          </w:tcPr>
+          <w:p>
+            <w:r>
+              <w:t>{%tr endfor %}</w:t>
+            </w:r>
+          </w:p>
+        </w:tc>
+        <w:tc>
+          <w:tcPr>
+            <w:tcW w:w="1403" w:type="dxa"/>
+            <w:tcBorders>
+              <w:top w:val="single" w:color="000000" w:sz="4" w:space="0"/>
+              <w:left w:val="single" w:color="000000" w:sz="4" w:space="0"/>
+              <w:right w:val="single" w:color="000000" w:sz="4" w:space="0"/>
+            </w:tcBorders>
+            <w:vAlign w:val="center"/>
+          </w:tcPr>
+          <w:p>
+            <w:r>
+              <w:t/>
+            </w:r>
+          </w:p>
+        </w:tc>
+        <w:tc>
+          <w:tcPr>
+            <w:tcW w:w="1822" w:type="dxa"/>
+            <w:tcBorders>
+              <w:top w:val="single" w:color="000000" w:sz="4" w:space="0"/>
+              <w:left w:val="single" w:color="000000" w:sz="4" w:space="0"/>
+              <w:bottom w:val="single" w:color="000000" w:sz="4" w:space="0"/>
+              <w:right w:val="single" w:color="000000" w:sz="4" w:space="0"/>
+            </w:tcBorders>
+            <w:vAlign w:val="center"/>
+          </w:tcPr>
+          <w:p>
+            <w:r>
+              <w:t/>
+            </w:r>
+          </w:p>
+        </w:tc>
+        <w:tc>
+          <w:tcPr>
+            <w:tcW w:w="995" w:type="dxa"/>
+            <w:tcBorders>
+              <w:top w:val="single" w:color="000000" w:sz="4" w:space="0"/>
+              <w:left w:val="single" w:color="000000" w:sz="4" w:space="0"/>
+              <w:bottom w:val="single" w:color="000000" w:sz="4" w:space="0"/>
+              <w:right w:val="single" w:color="000000" w:sz="4" w:space="0"/>
+            </w:tcBorders>
+            <w:vAlign w:val="center"/>
+          </w:tcPr>
+          <w:p>
+            <w:r>
+              <w:t/>
+            </w:r>
+          </w:p>
+        </w:tc>
+        <w:tc>
+          <w:tcPr>
+            <w:tcW w:w="860" w:type="dxa"/>
+            <w:tcBorders>
+              <w:top w:val="single" w:color="000000" w:sz="4" w:space="0"/>
+              <w:left w:val="single" w:color="000000" w:sz="4" w:space="0"/>
+              <w:bottom w:val="single" w:color="000000" w:sz="4" w:space="0"/>
+              <w:right w:val="single" w:color="000000" w:sz="4" w:space="0"/>
+            </w:tcBorders>
+            <w:vAlign w:val="center"/>
+          </w:tcPr>
+          <w:p>
+            <w:r>
+              <w:t/>
+            </w:r>
+          </w:p>
+        </w:tc>
+        <w:tc>
+          <w:tcPr>
+            <w:tcW w:w="1339" w:type="dxa"/>
+            <w:tcBorders>
+              <w:top w:val="single" w:color="000000" w:sz="4" w:space="0"/>
+              <w:left w:val="single" w:color="000000" w:sz="4" w:space="0"/>
+              <w:bottom w:val="single" w:color="000000" w:sz="4" w:space="0"/>
+              <w:right w:val="single" w:color="000000" w:sz="4" w:space="0"/>
+            </w:tcBorders>
+            <w:vAlign w:val="bottom"/>
+          </w:tcPr>
+          <w:p>
+            <w:r>
+              <w:t/>
+            </w:r>
+          </w:p>
+        </w:tc>
+        <w:tc>
+          <w:tcPr>
+            <w:tcW w:w="1265" w:type="dxa"/>
+            <w:tcBorders>
+              <w:top w:val="single" w:color="000000" w:sz="4" w:space="0"/>
+              <w:left w:val="single" w:color="000000" w:sz="4" w:space="0"/>
+              <w:bottom w:val="single" w:color="000000" w:sz="4" w:space="0"/>
+              <w:right w:val="single" w:color="000000" w:sz="4" w:space="0"/>
+            </w:tcBorders>
+            <w:vAlign w:val="center"/>
+          </w:tcPr>
+          <w:p>
+            <w:r>
+              <w:t/>
+            </w:r>
+          </w:p>
+        </w:tc>
+        <w:tc>
+          <w:tcPr>
+            <w:tcW w:w="876" w:type="dxa"/>
+            <w:tcBorders>
+              <w:top w:val="single" w:color="000000" w:sz="4" w:space="0"/>
+              <w:left w:val="single" w:color="000000" w:sz="4" w:space="0"/>
+              <w:bottom w:val="single" w:color="000000" w:sz="4" w:space="0"/>
+              <w:right w:val="single" w:color="000000" w:sz="4" w:space="0"/>
+            </w:tcBorders>
+            <w:vAlign w:val="center"/>
+          </w:tcPr>
+          <w:p>
+            <w:r>
+              <w:t/>
             </w:r>
           </w:p>
         </w:tc>

--- a/agent/contract/templates/zhanweifu/non-standard-with-install.docx
+++ b/agent/contract/templates/zhanweifu/non-standard-with-install.docx
@@ -54,7 +54,7 @@
           </w:tcPr>
           <w:p>
             <w:r>
-              <w:t>合同编号：{{ contractNo }}</w:t>
+              <w:t>合同编号：{{r contractNo }}</w:t>
             </w:r>
           </w:p>
         </w:tc>
@@ -104,7 +104,7 @@
           </w:tcPr>
           <w:p>
             <w:r>
-              <w:t>签订日期：{{ signYear }}年{{ signMonth }}月{{ signDay }}日</w:t>
+              <w:t>签订日期：{{r signYear }}年{{r signMonth }}月{{r signDay }}日</w:t>
             </w:r>
           </w:p>
         </w:tc>
@@ -228,7 +228,7 @@
           </w:tcPr>
           <w:p>
             <w:r>
-              <w:t>供方（乙方）：{{ supplierName }}</w:t>
+              <w:t>供方（乙方）：{{r supplierName }}</w:t>
             </w:r>
           </w:p>
         </w:tc>
@@ -279,7 +279,7 @@
           </w:tcPr>
           <w:p>
             <w:r>
-              <w:t>地址：{{ supplierAddress }}</w:t>
+              <w:t>地址：{{r supplierAddress }}</w:t>
             </w:r>
           </w:p>
         </w:tc>
@@ -330,7 +330,7 @@
           </w:tcPr>
           <w:p>
             <w:r>
-              <w:t>开户银行：{{ supplierBank }}</w:t>
+              <w:t>开户银行：{{r supplierBank }}</w:t>
             </w:r>
           </w:p>
         </w:tc>
@@ -382,7 +382,7 @@
           </w:tcPr>
           <w:p>
             <w:r>
-              <w:t>银行帐号：{{ supplierAccount }}</w:t>
+              <w:t>银行帐号：{{r supplierAccount }}</w:t>
             </w:r>
           </w:p>
         </w:tc>
@@ -434,7 +434,7 @@
           </w:tcPr>
           <w:p>
             <w:r>
-              <w:t>税号：{{ supplierTaxNo }}</w:t>
+              <w:t>税号：{{r supplierTaxNo }}</w:t>
             </w:r>
           </w:p>
         </w:tc>
@@ -459,7 +459,7 @@
           </w:tcPr>
           <w:p>
             <w:r>
-              <w:t>电话（Tel）：{{ buyerPhone }}</w:t>
+              <w:t>电话（Tel）：{{r buyerPhone }}</w:t>
             </w:r>
           </w:p>
         </w:tc>
@@ -471,7 +471,7 @@
           </w:tcPr>
           <w:p>
             <w:r>
-              <w:t>电话（Tel）：{{ supplierPhone }}</w:t>
+              <w:t>电话（Tel）：{{r supplierPhone }}</w:t>
             </w:r>
           </w:p>
         </w:tc>
@@ -509,7 +509,7 @@
         </w:rPr>
       </w:pPr>
       <w:r>
-        <w:t>根据《中华人民共和国民法典》等相关法律法规、质量标准和其他规范，就甲方{{ projectName }}项目（下称“项目”）的{{ purchaseSubject }}采购事宜，甲乙双方在平等自愿、诚实信用的基础上达成如下约定，以资共同信守：</w:t>
+        <w:t>根据《中华人民共和国民法典》等相关法律法规、质量标准和其他规范，就甲方{{r projectName }}项目（下称“项目”）的{{r purchaseSubject }}采购事宜，甲乙双方在平等自愿、诚实信用的基础上达成如下约定，以资共同信守：</w:t>
       </w:r>
     </w:p>
     <w:p>
@@ -1057,7 +1057,7 @@
           </w:tcPr>
           <w:p>
             <w:r>
-              <w:t>{{ item.index }}</w:t>
+              <w:t>{{r item.index }}</w:t>
             </w:r>
           </w:p>
         </w:tc>
@@ -1073,7 +1073,7 @@
           </w:tcPr>
           <w:p>
             <w:r>
-              <w:t>{{ item.name }}</w:t>
+              <w:t>{{r item.name }}</w:t>
             </w:r>
           </w:p>
         </w:tc>
@@ -1090,7 +1090,7 @@
           </w:tcPr>
           <w:p>
             <w:r>
-              <w:t>{{ item.spec }}</w:t>
+              <w:t>{{r item.spec }}</w:t>
             </w:r>
           </w:p>
         </w:tc>
@@ -1107,7 +1107,7 @@
           </w:tcPr>
           <w:p>
             <w:r>
-              <w:t>{{ item.unit }}</w:t>
+              <w:t>{{r item.unit }}</w:t>
             </w:r>
           </w:p>
         </w:tc>
@@ -1124,7 +1124,7 @@
           </w:tcPr>
           <w:p>
             <w:r>
-              <w:t>{{ item.quantity }}</w:t>
+              <w:t>{{r item.quantity }}</w:t>
             </w:r>
           </w:p>
         </w:tc>
@@ -1141,7 +1141,7 @@
           </w:tcPr>
           <w:p>
             <w:r>
-              <w:t>{{ item.unitPrice }}</w:t>
+              <w:t>{{r item.unitPrice }}</w:t>
             </w:r>
           </w:p>
         </w:tc>
@@ -1158,7 +1158,7 @@
           </w:tcPr>
           <w:p>
             <w:r>
-              <w:t>{{ item.totalPrice }}</w:t>
+              <w:t>{{r item.totalPrice }}</w:t>
             </w:r>
           </w:p>
         </w:tc>
@@ -1175,7 +1175,7 @@
           </w:tcPr>
           <w:p>
             <w:r>
-              <w:t>{{ item.tagNo }}</w:t>
+              <w:t>{{r item.tagNo }}</w:t>
             </w:r>
           </w:p>
         </w:tc>
@@ -1374,7 +1374,7 @@
           </w:tcPr>
           <w:p>
             <w:r>
-              <w:t>人民币大写：{{ totalAmountChinese }}（小写：￥{{ totalAmount }}）</w:t>
+              <w:t>人民币大写：{{r totalAmountChinese }}（小写：￥{{r totalAmount }}）</w:t>
             </w:r>
           </w:p>
         </w:tc>
@@ -1596,7 +1596,7 @@
         </w:rPr>
       </w:pPr>
       <w:r>
-        <w:t>本合同采用固定总价的计价方式，合同总价为¥{{ totalAmount }}元整（大写金额：{{ totalAmountChinese }}元整），含{{ taxRate }}%增值税，其中不含税金额{{ amountWithoutTax }}元，税金{{ taxAmount }}元。如在合同签订期间及合同签订后，相关增值税税率发生变化的，不含税金额保持不变，本合同增值税税率及税额相应调整。</w:t>
+        <w:t>本合同采用固定总价的计价方式，合同总价为¥{{r totalAmount }}元整（大写金额：{{r totalAmountChinese }}元整），含{{r taxRate }}%增值税，其中不含税金额{{r amountWithoutTax }}元，税金{{r taxAmount }}元。如在合同签订期间及合同签订后，相关增值税税率发生变化的，不含税金额保持不变，本合同增值税税率及税额相应调整。</w:t>
       </w:r>
     </w:p>
     <w:p>
@@ -1767,7 +1767,7 @@
         </w:rPr>
       </w:pPr>
       <w:r>
-        <w:t>交货时间：具体发货日期及到货日期以甲方书面通知时间为准，但乙方应确保最迟于{{ deliveryYear }}年{{ deliveryMonth }}月{{ deliveryDay }}日（含）准备好全部设备，并随时可根据甲方要求发货。甲方可根据实际情况，要求乙方一次性或者分批发货。在未收到甲方通知前，乙方不得擅自提前发货，否则甲方有权拒收。如甲方需延期提货的，乙方同意给予90天的无偿保管期，超出时间甲方按照市场合理价格承担仓储费。</w:t>
+        <w:t>交货时间：具体发货日期及到货日期以甲方书面通知时间为准，但乙方应确保最迟于{{r deliveryYear }}年{{r deliveryMonth }}月{{r deliveryDay }}日（含）准备好全部设备，并随时可根据甲方要求发货。甲方可根据实际情况，要求乙方一次性或者分批发货。在未收到甲方通知前，乙方不得擅自提前发货，否则甲方有权拒收。如甲方需延期提货的，乙方同意给予90天的无偿保管期，超出时间甲方按照市场合理价格承担仓储费。</w:t>
       </w:r>
     </w:p>
     <w:p>
@@ -2688,7 +2688,7 @@
         </w:rPr>
       </w:pPr>
       <w:r>
-        <w:t>货到现场起计质保，质保期{{ warrantyMonths }}个月。在质保期内出现属乙方设备的质量问题（包括但不限于设计、制造、工艺、配套件的缺陷等而造成的任何设备质量问题或故障），乙方必须自接到甲方维修通知后8小时内进行响应并详细了解设备故障且提出解决方案。若甲方要求乙方到现场处理的，则乙方应在收到甲方通知后48小时内派人到现场提供免费维修（设备备品备件、零部件、人工费等一切费用均免费）并在甲方要求的合理期限内维修完成。乙方怠于维修或者未在甲方要求的合理期限内维修完成的，甲方有权委托第三方进行维修，由此产生的一切费用均由乙方承担，甲方有权从质保金中直接扣除。质保金扣除后，乙方应在收到甲方通知之日起3日内补足质保金。质保期外乙方按照成本价格收取维修费用。</w:t>
+        <w:t>货到现场起计质保，质保期{{r warrantyMonths }}个月。在质保期内出现属乙方设备的质量问题（包括但不限于设计、制造、工艺、配套件的缺陷等而造成的任何设备质量问题或故障），乙方必须自接到甲方维修通知后8小时内进行响应并详细了解设备故障且提出解决方案。若甲方要求乙方到现场处理的，则乙方应在收到甲方通知后48小时内派人到现场提供免费维修（设备备品备件、零部件、人工费等一切费用均免费）并在甲方要求的合理期限内维修完成。乙方怠于维修或者未在甲方要求的合理期限内维修完成的，甲方有权委托第三方进行维修，由此产生的一切费用均由乙方承担，甲方有权从质保金中直接扣除。质保金扣除后，乙方应在收到甲方通知之日起3日内补足质保金。质保期外乙方按照成本价格收取维修费用。</w:t>
       </w:r>
     </w:p>
     <w:p>
@@ -2820,7 +2820,7 @@
         </w:rPr>
       </w:pPr>
       <w:r>
-        <w:t>（1）预付款：合同总价的{{ advancePaymentRate }}%。</w:t>
+        <w:t>（1）预付款：合同总价的{{r advancePaymentRate }}%。</w:t>
       </w:r>
     </w:p>
     <w:p>
@@ -2839,7 +2839,7 @@
         </w:rPr>
       </w:pPr>
       <w:r>
-        <w:t>（2）发货款：本合同项下设备经甲方确认满足发货条件后支付合同总价的{{ deliveryPaymentRate }}%，乙方应于付款后3日内将全部设备发运并按本合同约定将相关运输物流信息通知甲方。</w:t>
+        <w:t>（2）发货款：本合同项下设备经甲方确认满足发货条件后支付合同总价的{{r deliveryPaymentRate }}%，乙方应于付款后3日内将全部设备发运并按本合同约定将相关运输物流信息通知甲方。</w:t>
       </w:r>
     </w:p>
     <w:p>
@@ -2858,7 +2858,7 @@
         </w:rPr>
       </w:pPr>
       <w:r>
-        <w:t>（3）到货款：乙方按约将本合同项下全部设备运抵至交货地点并经甲方初步验收后15个工作日内，甲方向乙方支付合同总价的{{ arrivalPaymentRate }}%。申请付款前，乙方需提供甲方签收人员签字签日期的《送货单》。</w:t>
+        <w:t>（3）到货款：乙方按约将本合同项下全部设备运抵至交货地点并经甲方初步验收后15个工作日内，甲方向乙方支付合同总价的{{r arrivalPaymentRate }}%。申请付款前，乙方需提供甲方签收人员签字签日期的《送货单》。</w:t>
       </w:r>
     </w:p>
     <w:p>
@@ -2892,7 +2892,7 @@
         </w:rPr>
       </w:pPr>
       <w:r>
-        <w:t>（4）验收款：本合同项下所有设备（含增补项）安装、调试完成，经质量、性能验收合格并稳定运行2个月后，甲方向乙方支付合同总价的{{ acceptancePaymentRate }}%。申请付款前，如需要厂家到场调试，乙方需提供调试记录等过程资料及甲方盖章的《验收单》，如不需要厂家到场调试，则以验收单或系统单机调试或到场后6个月，视为验收通过。</w:t>
+        <w:t>（4）验收款：本合同项下所有设备（含增补项）安装、调试完成，经质量、性能验收合格并稳定运行2个月后，甲方向乙方支付合同总价的{{r acceptancePaymentRate }}%。申请付款前，如需要厂家到场调试，乙方需提供调试记录等过程资料及甲方盖章的《验收单》，如不需要厂家到场调试，则以验收单或系统单机调试或到场后6个月，视为验收通过。</w:t>
       </w:r>
     </w:p>
     <w:p>
@@ -2911,7 +2911,7 @@
         </w:rPr>
       </w:pPr>
       <w:r>
-        <w:t>（5）质保金：剩余合同总价的{{ warrantyDepositRate }}%作为质保金，质保期满且运行无问题，甲方出具《质保期满验收合格证明》后5个工作日内，扣除乙方应承担的违约金、罚款等费用（如有）后无息支付给乙方。</w:t>
+        <w:t>（5）质保金：剩余合同总价的{{r warrantyDepositRate }}%作为质保金，质保期满且运行无问题，甲方出具《质保期满验收合格证明》后5个工作日内，扣除乙方应承担的违约金、罚款等费用（如有）后无息支付给乙方。</w:t>
       </w:r>
     </w:p>
     <w:bookmarkEnd w:id="1"/>
@@ -3098,7 +3098,7 @@
         </w:rPr>
       </w:pPr>
       <w:r>
-        <w:t>乙方应在发货后3天内向甲方开具正规的{{ taxRate }}%增值税全额专用发票，否则甲方有权拒绝支付相应费用。若乙方提供不符合要求的发票（如虚开发票、假发票等），甲方将暂停支付全部应付款项，并要求乙方重新提供合格发票，因乙方发票问题造成的甲方损失均由乙方承担。如因此导致甲方被税务部门等行政机关处罚的，乙方另需支付合同金额50%的惩罚性违约金。</w:t>
+        <w:t>乙方应在发货后3天内向甲方开具正规的{{r taxRate }}%增值税全额专用发票，否则甲方有权拒绝支付相应费用。若乙方提供不符合要求的发票（如虚开发票、假发票等），甲方将暂停支付全部应付款项，并要求乙方重新提供合格发票，因乙方发票问题造成的甲方损失均由乙方承担。如因此导致甲方被税务部门等行政机关处罚的，乙方另需支付合同金额50%的惩罚性违约金。</w:t>
       </w:r>
     </w:p>
     <w:p>
@@ -3291,7 +3291,7 @@
         </w:rPr>
       </w:pPr>
       <w:r>
-        <w:t>乙方指派{{ supplierRepresentativeName }}（身份证号码：{{ supplierRepresentativeIdNo }}、联系电话{{ supplierRepresentativePhone }}、联系地址{{ supplierRepresentativeAddress }}、邮箱{{ supplierRepresentativeEmail }}）为乙方代表（下称“乙方代表人”），全面负责本合同的履行、沟通、协调事宜，其所签署的文件即为乙方的真实意思表示，乙方均予以认可。</w:t>
+        <w:t>乙方指派{{r supplierRepresentativeName }}（身份证号码：{{r supplierRepresentativeIdNo }}、联系电话{{r supplierRepresentativePhone }}、联系地址{{r supplierRepresentativeAddress }}、邮箱{{r supplierRepresentativeEmail }}）为乙方代表（下称“乙方代表人”），全面负责本合同的履行、沟通、协调事宜，其所签署的文件即为乙方的真实意思表示，乙方均予以认可。</w:t>
       </w:r>
     </w:p>
     <w:p>
@@ -4659,7 +4659,7 @@
         </w:rPr>
       </w:pPr>
       <w:r>
-        <w:t>甲方：浙江沃乐科技股份有限公司 （盖章）          乙方：{{ supplierName }}（盖章）</w:t>
+        <w:t>甲方：浙江沃乐科技股份有限公司 （盖章）          乙方：{{r supplierName }}（盖章）</w:t>
       </w:r>
     </w:p>
     <w:p>
@@ -4684,7 +4684,7 @@
         </w:rPr>
       </w:pPr>
       <w:r>
-        <w:t>授权代表：{{ buyerAuthorizedRepresentative }}                                       授权代表：{{ supplierAuthorizedRepresentative }}</w:t>
+        <w:t>授权代表：{{r buyerAuthorizedRepresentative }}                                       授权代表：{{r supplierAuthorizedRepresentative }}</w:t>
       </w:r>
     </w:p>
     <w:p>
@@ -4708,7 +4708,7 @@
         </w:rPr>
       </w:pPr>
       <w:r>
-        <w:t>日期：{{ signatureYear }}年{{ signatureMonth }}月{{ signatureDay }}日                       日期：{{ signatureYear }}年{{ signatureMonth }}月{{ signatureDay }}日</w:t>
+        <w:t>日期：{{r signatureYear }}年{{r signatureMonth }}月{{r signatureDay }}日                       日期：{{r signatureYear }}年{{r signatureMonth }}月{{r signatureDay }}日</w:t>
       </w:r>
     </w:p>
     <w:p>

--- a/agent/contract/templates/zhanweifu/non-standard-with-install.docx
+++ b/agent/contract/templates/zhanweifu/non-standard-with-install.docx
@@ -54,6 +54,10 @@
           </w:tcPr>
           <w:p>
             <w:r>
+              <w:rPr>
+                <w:rFonts w:ascii="仿宋" w:hAnsi="仿宋" w:eastAsia="仿宋"/>
+                <w:sz w:val="21"/>
+              </w:rPr>
               <w:t>合同编号：{{r contractNo }}</w:t>
             </w:r>
           </w:p>
@@ -76,8 +80,9 @@
             </w:pPr>
             <w:r>
               <w:rPr>
-                <w:rFonts w:eastAsia="仿宋"/>
+                <w:rFonts w:eastAsia="仿宋" w:ascii="仿宋" w:hAnsi="仿宋"/>
                 <w:color w:val="000000"/>
+                <w:sz w:val="21"/>
                 <w:szCs w:val="21"/>
                 <w:highlight w:val="none"/>
               </w:rPr>
@@ -104,6 +109,10 @@
           </w:tcPr>
           <w:p>
             <w:r>
+              <w:rPr>
+                <w:rFonts w:ascii="仿宋" w:hAnsi="仿宋" w:eastAsia="仿宋"/>
+                <w:sz w:val="21"/>
+              </w:rPr>
               <w:t>签订日期：{{r signYear }}年{{r signMonth }}月{{r signDay }}日</w:t>
             </w:r>
           </w:p>
@@ -142,8 +151,9 @@
       </w:pPr>
       <w:r>
         <w:rPr>
-          <w:rFonts w:eastAsia="仿宋"/>
-          <w:color w:val="000000"/>
+          <w:rFonts w:eastAsia="仿宋" w:ascii="仿宋" w:hAnsi="仿宋"/>
+          <w:color w:val="000000"/>
+          <w:sz w:val="21"/>
           <w:szCs w:val="21"/>
           <w:highlight w:val="none"/>
         </w:rPr>
@@ -200,9 +210,10 @@
             </w:pPr>
             <w:r>
               <w:rPr>
-                <w:rFonts w:eastAsia="仿宋"/>
+                <w:rFonts w:eastAsia="仿宋" w:ascii="仿宋" w:hAnsi="仿宋"/>
                 <w:b/>
                 <w:color w:val="000000"/>
+                <w:sz w:val="21"/>
                 <w:szCs w:val="21"/>
                 <w:highlight w:val="none"/>
               </w:rPr>
@@ -210,10 +221,11 @@
             </w:r>
             <w:r>
               <w:rPr>
-                <w:rFonts w:eastAsia="仿宋"/>
+                <w:rFonts w:eastAsia="仿宋" w:ascii="仿宋" w:hAnsi="仿宋"/>
                 <w:b w:val="0"/>
                 <w:bCs/>
                 <w:color w:val="000000"/>
+                <w:sz w:val="21"/>
                 <w:szCs w:val="21"/>
                 <w:highlight w:val="none"/>
               </w:rPr>
@@ -228,6 +240,10 @@
           </w:tcPr>
           <w:p>
             <w:r>
+              <w:rPr>
+                <w:rFonts w:ascii="仿宋" w:hAnsi="仿宋" w:eastAsia="仿宋"/>
+                <w:sz w:val="21"/>
+              </w:rPr>
               <w:t>供方（乙方）：{{r supplierName }}</w:t>
             </w:r>
           </w:p>
@@ -263,8 +279,9 @@
             </w:pPr>
             <w:r>
               <w:rPr>
-                <w:rFonts w:eastAsia="仿宋"/>
+                <w:rFonts w:eastAsia="仿宋" w:ascii="仿宋" w:hAnsi="仿宋"/>
                 <w:color w:val="000000"/>
+                <w:sz w:val="21"/>
                 <w:szCs w:val="21"/>
                 <w:highlight w:val="none"/>
               </w:rPr>
@@ -279,6 +296,10 @@
           </w:tcPr>
           <w:p>
             <w:r>
+              <w:rPr>
+                <w:rFonts w:ascii="仿宋" w:hAnsi="仿宋" w:eastAsia="仿宋"/>
+                <w:sz w:val="21"/>
+              </w:rPr>
               <w:t>地址：{{r supplierAddress }}</w:t>
             </w:r>
           </w:p>
@@ -314,8 +335,9 @@
             </w:pPr>
             <w:r>
               <w:rPr>
-                <w:rFonts w:eastAsia="仿宋"/>
+                <w:rFonts w:eastAsia="仿宋" w:ascii="仿宋" w:hAnsi="仿宋"/>
                 <w:color w:val="000000"/>
+                <w:sz w:val="21"/>
                 <w:szCs w:val="21"/>
                 <w:highlight w:val="none"/>
               </w:rPr>
@@ -330,6 +352,10 @@
           </w:tcPr>
           <w:p>
             <w:r>
+              <w:rPr>
+                <w:rFonts w:ascii="仿宋" w:hAnsi="仿宋" w:eastAsia="仿宋"/>
+                <w:sz w:val="21"/>
+              </w:rPr>
               <w:t>开户银行：{{r supplierBank }}</w:t>
             </w:r>
           </w:p>
@@ -366,8 +392,9 @@
             </w:pPr>
             <w:r>
               <w:rPr>
-                <w:rFonts w:eastAsia="仿宋"/>
+                <w:rFonts w:eastAsia="仿宋" w:ascii="仿宋" w:hAnsi="仿宋"/>
                 <w:color w:val="000000"/>
+                <w:sz w:val="21"/>
                 <w:szCs w:val="21"/>
                 <w:highlight w:val="none"/>
               </w:rPr>
@@ -382,6 +409,10 @@
           </w:tcPr>
           <w:p>
             <w:r>
+              <w:rPr>
+                <w:rFonts w:ascii="仿宋" w:hAnsi="仿宋" w:eastAsia="仿宋"/>
+                <w:sz w:val="21"/>
+              </w:rPr>
               <w:t>银行帐号：{{r supplierAccount }}</w:t>
             </w:r>
           </w:p>
@@ -418,8 +449,9 @@
             </w:pPr>
             <w:r>
               <w:rPr>
-                <w:rFonts w:eastAsia="仿宋"/>
+                <w:rFonts w:eastAsia="仿宋" w:ascii="仿宋" w:hAnsi="仿宋"/>
                 <w:color w:val="000000"/>
+                <w:sz w:val="21"/>
                 <w:szCs w:val="21"/>
                 <w:highlight w:val="none"/>
               </w:rPr>
@@ -434,6 +466,10 @@
           </w:tcPr>
           <w:p>
             <w:r>
+              <w:rPr>
+                <w:rFonts w:ascii="仿宋" w:hAnsi="仿宋" w:eastAsia="仿宋"/>
+                <w:sz w:val="21"/>
+              </w:rPr>
               <w:t>税号：{{r supplierTaxNo }}</w:t>
             </w:r>
           </w:p>
@@ -459,6 +495,10 @@
           </w:tcPr>
           <w:p>
             <w:r>
+              <w:rPr>
+                <w:rFonts w:ascii="仿宋" w:hAnsi="仿宋" w:eastAsia="仿宋"/>
+                <w:sz w:val="21"/>
+              </w:rPr>
               <w:t>电话（Tel）：{{r buyerPhone }}</w:t>
             </w:r>
           </w:p>
@@ -471,6 +511,10 @@
           </w:tcPr>
           <w:p>
             <w:r>
+              <w:rPr>
+                <w:rFonts w:ascii="仿宋" w:hAnsi="仿宋" w:eastAsia="仿宋"/>
+                <w:sz w:val="21"/>
+              </w:rPr>
               <w:t>电话（Tel）：{{r supplierPhone }}</w:t>
             </w:r>
           </w:p>
@@ -489,26 +533,31 @@
       </w:pPr>
       <w:r>
         <w:rPr>
+          <w:rFonts w:eastAsia="仿宋" w:ascii="仿宋" w:hAnsi="仿宋"/>
+          <w:color w:val="000000"/>
+          <w:sz w:val="21"/>
+          <w:szCs w:val="21"/>
+          <w:highlight w:val="none"/>
+        </w:rPr>
+        <w:t xml:space="preserve"> </w:t>
+      </w:r>
+    </w:p>
+    <w:p>
+      <w:pPr>
+        <w:spacing w:line="300" w:lineRule="auto"/>
+        <w:ind w:firstLine="420" w:firstLineChars="200"/>
+        <w:rPr>
           <w:rFonts w:eastAsia="仿宋"/>
           <w:color w:val="000000"/>
           <w:szCs w:val="21"/>
           <w:highlight w:val="none"/>
         </w:rPr>
-        <w:t xml:space="preserve"> </w:t>
-      </w:r>
-    </w:p>
-    <w:p>
-      <w:pPr>
-        <w:spacing w:line="300" w:lineRule="auto"/>
-        <w:ind w:firstLine="420" w:firstLineChars="200"/>
-        <w:rPr>
-          <w:rFonts w:eastAsia="仿宋"/>
-          <w:color w:val="000000"/>
-          <w:szCs w:val="21"/>
-          <w:highlight w:val="none"/>
-        </w:rPr>
-      </w:pPr>
-      <w:r>
+      </w:pPr>
+      <w:r>
+        <w:rPr>
+          <w:rFonts w:ascii="仿宋" w:hAnsi="仿宋" w:eastAsia="仿宋"/>
+          <w:sz w:val="21"/>
+        </w:rPr>
         <w:t>根据《中华人民共和国民法典》等相关法律法规、质量标准和其他规范，就甲方{{r projectName }}项目（下称“项目”）的{{r purchaseSubject }}采购事宜，甲乙双方在平等自愿、诚实信用的基础上达成如下约定，以资共同信守：</w:t>
       </w:r>
     </w:p>
@@ -523,6 +572,8 @@
       </w:pPr>
       <w:r>
         <w:rPr>
+          <w:rFonts w:ascii="仿宋" w:hAnsi="仿宋" w:eastAsia="仿宋"/>
+          <w:sz w:val="21"/>
           <w:highlight w:val="none"/>
         </w:rPr>
         <w:t>采购设备</w:t>
@@ -549,8 +600,9 @@
       </w:pPr>
       <w:r>
         <w:rPr>
-          <w:rFonts w:ascii="Times New Roman" w:hAnsi="Times New Roman" w:eastAsia="仿宋" w:cs="Times New Roman"/>
-          <w:color w:val="000000"/>
+          <w:rFonts w:ascii="仿宋" w:hAnsi="仿宋" w:eastAsia="仿宋" w:cs="Times New Roman"/>
+          <w:color w:val="000000"/>
+          <w:sz w:val="21"/>
           <w:szCs w:val="21"/>
           <w:highlight w:val="none"/>
         </w:rPr>
@@ -618,9 +670,10 @@
             </w:pPr>
             <w:r>
               <w:rPr>
-                <w:rFonts w:eastAsia="仿宋"/>
+                <w:rFonts w:eastAsia="仿宋" w:ascii="仿宋" w:hAnsi="仿宋"/>
                 <w:color w:val="000000"/>
                 <w:kern w:val="0"/>
+                <w:sz w:val="21"/>
                 <w:szCs w:val="21"/>
                 <w:highlight w:val="none"/>
                 <w:lang w:bidi="ar"/>
@@ -654,9 +707,10 @@
             </w:pPr>
             <w:r>
               <w:rPr>
-                <w:rFonts w:eastAsia="仿宋"/>
+                <w:rFonts w:eastAsia="仿宋" w:ascii="仿宋" w:hAnsi="仿宋"/>
                 <w:color w:val="000000"/>
                 <w:kern w:val="0"/>
+                <w:sz w:val="21"/>
                 <w:szCs w:val="21"/>
                 <w:highlight w:val="none"/>
                 <w:lang w:bidi="ar"/>
@@ -690,9 +744,10 @@
             </w:pPr>
             <w:r>
               <w:rPr>
-                <w:rFonts w:eastAsia="仿宋"/>
+                <w:rFonts w:eastAsia="仿宋" w:ascii="仿宋" w:hAnsi="仿宋"/>
                 <w:color w:val="000000"/>
                 <w:kern w:val="0"/>
+                <w:sz w:val="21"/>
                 <w:szCs w:val="21"/>
                 <w:highlight w:val="none"/>
                 <w:lang w:bidi="ar"/>
@@ -726,9 +781,10 @@
             </w:pPr>
             <w:r>
               <w:rPr>
-                <w:rFonts w:eastAsia="仿宋"/>
+                <w:rFonts w:eastAsia="仿宋" w:ascii="仿宋" w:hAnsi="仿宋"/>
                 <w:color w:val="000000"/>
                 <w:kern w:val="0"/>
+                <w:sz w:val="21"/>
                 <w:szCs w:val="21"/>
                 <w:highlight w:val="none"/>
                 <w:lang w:bidi="ar"/>
@@ -762,9 +818,10 @@
             </w:pPr>
             <w:r>
               <w:rPr>
-                <w:rFonts w:eastAsia="仿宋"/>
+                <w:rFonts w:eastAsia="仿宋" w:ascii="仿宋" w:hAnsi="仿宋"/>
                 <w:color w:val="000000"/>
                 <w:kern w:val="0"/>
+                <w:sz w:val="21"/>
                 <w:szCs w:val="21"/>
                 <w:highlight w:val="none"/>
                 <w:lang w:bidi="ar"/>
@@ -798,9 +855,10 @@
             </w:pPr>
             <w:r>
               <w:rPr>
-                <w:rFonts w:eastAsia="仿宋"/>
+                <w:rFonts w:eastAsia="仿宋" w:ascii="仿宋" w:hAnsi="仿宋"/>
                 <w:color w:val="000000"/>
                 <w:kern w:val="0"/>
+                <w:sz w:val="21"/>
                 <w:szCs w:val="21"/>
                 <w:highlight w:val="none"/>
                 <w:lang w:bidi="ar"/>
@@ -834,9 +892,10 @@
             </w:pPr>
             <w:r>
               <w:rPr>
-                <w:rFonts w:eastAsia="仿宋"/>
+                <w:rFonts w:eastAsia="仿宋" w:ascii="仿宋" w:hAnsi="仿宋"/>
                 <w:color w:val="000000"/>
                 <w:kern w:val="0"/>
+                <w:sz w:val="21"/>
                 <w:szCs w:val="21"/>
                 <w:highlight w:val="none"/>
                 <w:lang w:bidi="ar"/>
@@ -870,9 +929,10 @@
             </w:pPr>
             <w:r>
               <w:rPr>
-                <w:rFonts w:eastAsia="仿宋"/>
+                <w:rFonts w:eastAsia="仿宋" w:ascii="仿宋" w:hAnsi="仿宋"/>
                 <w:color w:val="000000"/>
                 <w:kern w:val="0"/>
+                <w:sz w:val="21"/>
                 <w:szCs w:val="21"/>
                 <w:highlight w:val="none"/>
                 <w:lang w:bidi="ar"/>
@@ -908,6 +968,10 @@
           </w:tcPr>
           <w:p>
             <w:r>
+              <w:rPr>
+                <w:rFonts w:ascii="仿宋" w:hAnsi="仿宋" w:eastAsia="仿宋"/>
+                <w:sz w:val="21"/>
+              </w:rPr>
               <w:t>{%tr for item in items %}</w:t>
             </w:r>
           </w:p>
@@ -924,6 +988,10 @@
           </w:tcPr>
           <w:p>
             <w:r>
+              <w:rPr>
+                <w:rFonts w:ascii="仿宋" w:hAnsi="仿宋" w:eastAsia="仿宋"/>
+                <w:sz w:val="21"/>
+              </w:rPr>
               <w:t/>
             </w:r>
           </w:p>
@@ -941,6 +1009,10 @@
           </w:tcPr>
           <w:p>
             <w:r>
+              <w:rPr>
+                <w:rFonts w:ascii="仿宋" w:hAnsi="仿宋" w:eastAsia="仿宋"/>
+                <w:sz w:val="21"/>
+              </w:rPr>
               <w:t/>
             </w:r>
           </w:p>
@@ -958,6 +1030,10 @@
           </w:tcPr>
           <w:p>
             <w:r>
+              <w:rPr>
+                <w:rFonts w:ascii="仿宋" w:hAnsi="仿宋" w:eastAsia="仿宋"/>
+                <w:sz w:val="21"/>
+              </w:rPr>
               <w:t/>
             </w:r>
           </w:p>
@@ -975,6 +1051,10 @@
           </w:tcPr>
           <w:p>
             <w:r>
+              <w:rPr>
+                <w:rFonts w:ascii="仿宋" w:hAnsi="仿宋" w:eastAsia="仿宋"/>
+                <w:sz w:val="21"/>
+              </w:rPr>
               <w:t/>
             </w:r>
           </w:p>
@@ -992,6 +1072,10 @@
           </w:tcPr>
           <w:p>
             <w:r>
+              <w:rPr>
+                <w:rFonts w:ascii="仿宋" w:hAnsi="仿宋" w:eastAsia="仿宋"/>
+                <w:sz w:val="21"/>
+              </w:rPr>
               <w:t/>
             </w:r>
           </w:p>
@@ -1009,6 +1093,10 @@
           </w:tcPr>
           <w:p>
             <w:r>
+              <w:rPr>
+                <w:rFonts w:ascii="仿宋" w:hAnsi="仿宋" w:eastAsia="仿宋"/>
+                <w:sz w:val="21"/>
+              </w:rPr>
               <w:t/>
             </w:r>
           </w:p>
@@ -1026,6 +1114,10 @@
           </w:tcPr>
           <w:p>
             <w:r>
+              <w:rPr>
+                <w:rFonts w:ascii="仿宋" w:hAnsi="仿宋" w:eastAsia="仿宋"/>
+                <w:sz w:val="21"/>
+              </w:rPr>
               <w:t/>
             </w:r>
           </w:p>
@@ -1057,6 +1149,10 @@
           </w:tcPr>
           <w:p>
             <w:r>
+              <w:rPr>
+                <w:rFonts w:ascii="仿宋" w:hAnsi="仿宋" w:eastAsia="仿宋"/>
+                <w:sz w:val="21"/>
+              </w:rPr>
               <w:t>{{r item.index }}</w:t>
             </w:r>
           </w:p>
@@ -1073,6 +1169,10 @@
           </w:tcPr>
           <w:p>
             <w:r>
+              <w:rPr>
+                <w:rFonts w:ascii="仿宋" w:hAnsi="仿宋" w:eastAsia="仿宋"/>
+                <w:sz w:val="21"/>
+              </w:rPr>
               <w:t>{{r item.name }}</w:t>
             </w:r>
           </w:p>
@@ -1090,6 +1190,10 @@
           </w:tcPr>
           <w:p>
             <w:r>
+              <w:rPr>
+                <w:rFonts w:ascii="仿宋" w:hAnsi="仿宋" w:eastAsia="仿宋"/>
+                <w:sz w:val="21"/>
+              </w:rPr>
               <w:t>{{r item.spec }}</w:t>
             </w:r>
           </w:p>
@@ -1107,6 +1211,10 @@
           </w:tcPr>
           <w:p>
             <w:r>
+              <w:rPr>
+                <w:rFonts w:ascii="仿宋" w:hAnsi="仿宋" w:eastAsia="仿宋"/>
+                <w:sz w:val="21"/>
+              </w:rPr>
               <w:t>{{r item.unit }}</w:t>
             </w:r>
           </w:p>
@@ -1124,6 +1232,10 @@
           </w:tcPr>
           <w:p>
             <w:r>
+              <w:rPr>
+                <w:rFonts w:ascii="仿宋" w:hAnsi="仿宋" w:eastAsia="仿宋"/>
+                <w:sz w:val="21"/>
+              </w:rPr>
               <w:t>{{r item.quantity }}</w:t>
             </w:r>
           </w:p>
@@ -1141,6 +1253,10 @@
           </w:tcPr>
           <w:p>
             <w:r>
+              <w:rPr>
+                <w:rFonts w:ascii="仿宋" w:hAnsi="仿宋" w:eastAsia="仿宋"/>
+                <w:sz w:val="21"/>
+              </w:rPr>
               <w:t>{{r item.unitPrice }}</w:t>
             </w:r>
           </w:p>
@@ -1158,6 +1274,10 @@
           </w:tcPr>
           <w:p>
             <w:r>
+              <w:rPr>
+                <w:rFonts w:ascii="仿宋" w:hAnsi="仿宋" w:eastAsia="仿宋"/>
+                <w:sz w:val="21"/>
+              </w:rPr>
               <w:t>{{r item.totalPrice }}</w:t>
             </w:r>
           </w:p>
@@ -1175,6 +1295,10 @@
           </w:tcPr>
           <w:p>
             <w:r>
+              <w:rPr>
+                <w:rFonts w:ascii="仿宋" w:hAnsi="仿宋" w:eastAsia="仿宋"/>
+                <w:sz w:val="21"/>
+              </w:rPr>
               <w:t>{{r item.tagNo }}</w:t>
             </w:r>
           </w:p>
@@ -1206,6 +1330,10 @@
           </w:tcPr>
           <w:p>
             <w:r>
+              <w:rPr>
+                <w:rFonts w:ascii="仿宋" w:hAnsi="仿宋" w:eastAsia="仿宋"/>
+                <w:sz w:val="21"/>
+              </w:rPr>
               <w:t>{%tr endfor %}</w:t>
             </w:r>
           </w:p>
@@ -1222,6 +1350,10 @@
           </w:tcPr>
           <w:p>
             <w:r>
+              <w:rPr>
+                <w:rFonts w:ascii="仿宋" w:hAnsi="仿宋" w:eastAsia="仿宋"/>
+                <w:sz w:val="21"/>
+              </w:rPr>
               <w:t/>
             </w:r>
           </w:p>
@@ -1239,6 +1371,10 @@
           </w:tcPr>
           <w:p>
             <w:r>
+              <w:rPr>
+                <w:rFonts w:ascii="仿宋" w:hAnsi="仿宋" w:eastAsia="仿宋"/>
+                <w:sz w:val="21"/>
+              </w:rPr>
               <w:t/>
             </w:r>
           </w:p>
@@ -1256,6 +1392,10 @@
           </w:tcPr>
           <w:p>
             <w:r>
+              <w:rPr>
+                <w:rFonts w:ascii="仿宋" w:hAnsi="仿宋" w:eastAsia="仿宋"/>
+                <w:sz w:val="21"/>
+              </w:rPr>
               <w:t/>
             </w:r>
           </w:p>
@@ -1273,6 +1413,10 @@
           </w:tcPr>
           <w:p>
             <w:r>
+              <w:rPr>
+                <w:rFonts w:ascii="仿宋" w:hAnsi="仿宋" w:eastAsia="仿宋"/>
+                <w:sz w:val="21"/>
+              </w:rPr>
               <w:t/>
             </w:r>
           </w:p>
@@ -1290,6 +1434,10 @@
           </w:tcPr>
           <w:p>
             <w:r>
+              <w:rPr>
+                <w:rFonts w:ascii="仿宋" w:hAnsi="仿宋" w:eastAsia="仿宋"/>
+                <w:sz w:val="21"/>
+              </w:rPr>
               <w:t/>
             </w:r>
           </w:p>
@@ -1307,6 +1455,10 @@
           </w:tcPr>
           <w:p>
             <w:r>
+              <w:rPr>
+                <w:rFonts w:ascii="仿宋" w:hAnsi="仿宋" w:eastAsia="仿宋"/>
+                <w:sz w:val="21"/>
+              </w:rPr>
               <w:t/>
             </w:r>
           </w:p>
@@ -1324,6 +1476,10 @@
           </w:tcPr>
           <w:p>
             <w:r>
+              <w:rPr>
+                <w:rFonts w:ascii="仿宋" w:hAnsi="仿宋" w:eastAsia="仿宋"/>
+                <w:sz w:val="21"/>
+              </w:rPr>
               <w:t/>
             </w:r>
           </w:p>
@@ -1356,6 +1512,10 @@
           </w:tcPr>
           <w:p>
             <w:r>
+              <w:rPr>
+                <w:rFonts w:ascii="仿宋" w:hAnsi="仿宋" w:eastAsia="仿宋"/>
+                <w:sz w:val="21"/>
+              </w:rPr>
               <w:t>合同总价</w:t>
             </w:r>
           </w:p>
@@ -1374,6 +1534,10 @@
           </w:tcPr>
           <w:p>
             <w:r>
+              <w:rPr>
+                <w:rFonts w:ascii="仿宋" w:hAnsi="仿宋" w:eastAsia="仿宋"/>
+                <w:sz w:val="21"/>
+              </w:rPr>
               <w:t>人民币大写：{{r totalAmountChinese }}（小写：￥{{r totalAmount }}）</w:t>
             </w:r>
           </w:p>
@@ -1420,9 +1584,10 @@
             </w:pPr>
             <w:r>
               <w:rPr>
-                <w:rFonts w:eastAsia="仿宋"/>
+                <w:rFonts w:eastAsia="仿宋" w:ascii="仿宋" w:hAnsi="仿宋"/>
                 <w:color w:val="000000"/>
                 <w:kern w:val="0"/>
+                <w:sz w:val="21"/>
                 <w:szCs w:val="21"/>
                 <w:highlight w:val="none"/>
                 <w:lang w:bidi="ar"/>
@@ -1431,9 +1596,10 @@
             </w:r>
             <w:r>
               <w:rPr>
-                <w:rFonts w:hint="eastAsia" w:eastAsia="仿宋"/>
+                <w:rFonts w:hint="eastAsia" w:eastAsia="仿宋" w:ascii="仿宋" w:hAnsi="仿宋"/>
                 <w:color w:val="000000"/>
                 <w:kern w:val="0"/>
+                <w:sz w:val="21"/>
                 <w:szCs w:val="21"/>
                 <w:highlight w:val="none"/>
                 <w:lang w:bidi="ar"/>
@@ -1442,9 +1608,10 @@
             </w:r>
             <w:r>
               <w:rPr>
-                <w:rFonts w:eastAsia="仿宋"/>
+                <w:rFonts w:eastAsia="仿宋" w:ascii="仿宋" w:hAnsi="仿宋"/>
                 <w:color w:val="000000"/>
                 <w:kern w:val="0"/>
+                <w:sz w:val="21"/>
                 <w:szCs w:val="21"/>
                 <w:highlight w:val="none"/>
                 <w:lang w:bidi="ar"/>
@@ -1453,9 +1620,10 @@
             </w:r>
             <w:r>
               <w:rPr>
-                <w:rFonts w:hint="eastAsia" w:eastAsia="仿宋"/>
+                <w:rFonts w:hint="eastAsia" w:eastAsia="仿宋" w:ascii="仿宋" w:hAnsi="仿宋"/>
                 <w:color w:val="000000"/>
                 <w:kern w:val="0"/>
+                <w:sz w:val="21"/>
                 <w:szCs w:val="21"/>
                 <w:highlight w:val="none"/>
                 <w:lang w:bidi="ar"/>
@@ -1464,9 +1632,10 @@
             </w:r>
             <w:r>
               <w:rPr>
-                <w:rFonts w:eastAsia="仿宋"/>
+                <w:rFonts w:eastAsia="仿宋" w:ascii="仿宋" w:hAnsi="仿宋"/>
                 <w:color w:val="000000"/>
                 <w:kern w:val="0"/>
+                <w:sz w:val="21"/>
                 <w:szCs w:val="21"/>
                 <w:highlight w:val="none"/>
                 <w:lang w:bidi="ar"/>
@@ -1475,9 +1644,10 @@
             </w:r>
             <w:r>
               <w:rPr>
-                <w:rFonts w:hint="eastAsia" w:eastAsia="仿宋"/>
+                <w:rFonts w:hint="eastAsia" w:eastAsia="仿宋" w:ascii="仿宋" w:hAnsi="仿宋"/>
                 <w:color w:val="000000"/>
                 <w:kern w:val="0"/>
+                <w:sz w:val="21"/>
                 <w:szCs w:val="21"/>
                 <w:highlight w:val="none"/>
                 <w:lang w:eastAsia="zh-CN" w:bidi="ar"/>
@@ -1486,9 +1656,10 @@
             </w:r>
             <w:r>
               <w:rPr>
-                <w:rFonts w:hint="eastAsia" w:eastAsia="仿宋"/>
+                <w:rFonts w:hint="eastAsia" w:eastAsia="仿宋" w:ascii="仿宋" w:hAnsi="仿宋"/>
                 <w:color w:val="000000"/>
                 <w:kern w:val="0"/>
+                <w:sz w:val="21"/>
                 <w:szCs w:val="21"/>
                 <w:highlight w:val="none"/>
                 <w:lang w:val="en-US" w:eastAsia="zh-CN" w:bidi="ar"/>
@@ -1497,9 +1668,10 @@
             </w:r>
             <w:r>
               <w:rPr>
-                <w:rFonts w:hint="eastAsia" w:eastAsia="仿宋"/>
+                <w:rFonts w:hint="eastAsia" w:eastAsia="仿宋" w:ascii="仿宋" w:hAnsi="仿宋"/>
                 <w:color w:val="000000"/>
                 <w:kern w:val="0"/>
+                <w:sz w:val="21"/>
                 <w:szCs w:val="21"/>
                 <w:highlight w:val="none"/>
                 <w:lang w:eastAsia="zh-CN" w:bidi="ar"/>
@@ -1508,9 +1680,10 @@
             </w:r>
             <w:r>
               <w:rPr>
-                <w:rFonts w:hint="eastAsia" w:eastAsia="仿宋"/>
+                <w:rFonts w:hint="eastAsia" w:eastAsia="仿宋" w:ascii="仿宋" w:hAnsi="仿宋"/>
                 <w:color w:val="000000"/>
                 <w:kern w:val="0"/>
+                <w:sz w:val="21"/>
                 <w:szCs w:val="21"/>
                 <w:highlight w:val="none"/>
                 <w:lang w:bidi="ar"/>
@@ -1519,9 +1692,10 @@
             </w:r>
             <w:r>
               <w:rPr>
-                <w:rFonts w:eastAsia="仿宋"/>
+                <w:rFonts w:eastAsia="仿宋" w:ascii="仿宋" w:hAnsi="仿宋"/>
                 <w:color w:val="000000"/>
                 <w:kern w:val="0"/>
+                <w:sz w:val="21"/>
                 <w:szCs w:val="21"/>
                 <w:highlight w:val="none"/>
                 <w:lang w:bidi="ar"/>
@@ -1530,9 +1704,10 @@
             </w:r>
             <w:r>
               <w:rPr>
-                <w:rFonts w:hint="eastAsia" w:eastAsia="仿宋"/>
+                <w:rFonts w:hint="eastAsia" w:eastAsia="仿宋" w:ascii="仿宋" w:hAnsi="仿宋"/>
                 <w:color w:val="000000"/>
                 <w:kern w:val="0"/>
+                <w:sz w:val="21"/>
                 <w:szCs w:val="21"/>
                 <w:highlight w:val="none"/>
                 <w:lang w:eastAsia="zh-CN" w:bidi="ar"/>
@@ -1541,9 +1716,10 @@
             </w:r>
             <w:r>
               <w:rPr>
-                <w:rFonts w:hint="eastAsia" w:eastAsia="仿宋"/>
+                <w:rFonts w:hint="eastAsia" w:eastAsia="仿宋" w:ascii="仿宋" w:hAnsi="仿宋"/>
                 <w:color w:val="000000"/>
                 <w:kern w:val="0"/>
+                <w:sz w:val="21"/>
                 <w:szCs w:val="21"/>
                 <w:highlight w:val="none"/>
                 <w:lang w:val="en-US" w:eastAsia="zh-CN" w:bidi="ar"/>
@@ -1552,9 +1728,10 @@
             </w:r>
             <w:r>
               <w:rPr>
-                <w:rFonts w:hint="eastAsia" w:eastAsia="仿宋"/>
+                <w:rFonts w:hint="eastAsia" w:eastAsia="仿宋" w:ascii="仿宋" w:hAnsi="仿宋"/>
                 <w:color w:val="000000"/>
                 <w:kern w:val="0"/>
+                <w:sz w:val="21"/>
                 <w:szCs w:val="21"/>
                 <w:highlight w:val="none"/>
                 <w:lang w:eastAsia="zh-CN" w:bidi="ar"/>
@@ -1563,9 +1740,10 @@
             </w:r>
             <w:r>
               <w:rPr>
-                <w:rFonts w:hint="eastAsia" w:eastAsia="仿宋"/>
+                <w:rFonts w:hint="eastAsia" w:eastAsia="仿宋" w:ascii="仿宋" w:hAnsi="仿宋"/>
                 <w:color w:val="000000"/>
                 <w:kern w:val="0"/>
+                <w:sz w:val="21"/>
                 <w:szCs w:val="21"/>
                 <w:highlight w:val="none"/>
                 <w:lang w:val="en-US" w:eastAsia="zh-CN" w:bidi="ar"/>
@@ -1596,6 +1774,10 @@
         </w:rPr>
       </w:pPr>
       <w:r>
+        <w:rPr>
+          <w:rFonts w:ascii="仿宋" w:hAnsi="仿宋" w:eastAsia="仿宋"/>
+          <w:sz w:val="21"/>
+        </w:rPr>
         <w:t>本合同采用固定总价的计价方式，合同总价为¥{{r totalAmount }}元整（大写金额：{{r totalAmountChinese }}元整），含{{r taxRate }}%增值税，其中不含税金额{{r amountWithoutTax }}元，税金{{r taxAmount }}元。如在合同签订期间及合同签订后，相关增值税税率发生变化的，不含税金额保持不变，本合同增值税税率及税额相应调整。</w:t>
       </w:r>
     </w:p>
@@ -1620,8 +1802,9 @@
       </w:pPr>
       <w:r>
         <w:rPr>
-          <w:rFonts w:ascii="Times New Roman" w:hAnsi="Times New Roman" w:eastAsia="仿宋" w:cs="Times New Roman"/>
-          <w:color w:val="000000"/>
+          <w:rFonts w:ascii="仿宋" w:hAnsi="仿宋" w:eastAsia="仿宋" w:cs="Times New Roman"/>
+          <w:color w:val="000000"/>
+          <w:sz w:val="21"/>
           <w:szCs w:val="21"/>
           <w:highlight w:val="none"/>
         </w:rPr>
@@ -1629,8 +1812,9 @@
       </w:r>
       <w:r>
         <w:rPr>
-          <w:rFonts w:hint="eastAsia" w:ascii="Times New Roman" w:hAnsi="Times New Roman" w:eastAsia="仿宋" w:cs="Times New Roman"/>
-          <w:color w:val="000000"/>
+          <w:rFonts w:hint="eastAsia" w:ascii="仿宋" w:hAnsi="仿宋" w:eastAsia="仿宋" w:cs="Times New Roman"/>
+          <w:color w:val="000000"/>
+          <w:sz w:val="21"/>
           <w:szCs w:val="21"/>
           <w:highlight w:val="none"/>
         </w:rPr>
@@ -1638,8 +1822,9 @@
       </w:r>
       <w:r>
         <w:rPr>
-          <w:rFonts w:ascii="Times New Roman" w:hAnsi="Times New Roman" w:eastAsia="仿宋" w:cs="Times New Roman"/>
-          <w:color w:val="000000"/>
+          <w:rFonts w:ascii="仿宋" w:hAnsi="仿宋" w:eastAsia="仿宋" w:cs="Times New Roman"/>
+          <w:color w:val="000000"/>
+          <w:sz w:val="21"/>
           <w:szCs w:val="21"/>
           <w:highlight w:val="none"/>
         </w:rPr>
@@ -1647,8 +1832,9 @@
       </w:r>
       <w:r>
         <w:rPr>
-          <w:rFonts w:hint="eastAsia" w:ascii="Times New Roman" w:hAnsi="Times New Roman" w:eastAsia="仿宋" w:cs="Times New Roman"/>
-          <w:color w:val="000000"/>
+          <w:rFonts w:hint="eastAsia" w:ascii="仿宋" w:hAnsi="仿宋" w:eastAsia="仿宋" w:cs="Times New Roman"/>
+          <w:color w:val="000000"/>
+          <w:sz w:val="21"/>
           <w:szCs w:val="21"/>
           <w:highlight w:val="none"/>
         </w:rPr>
@@ -1656,8 +1842,9 @@
       </w:r>
       <w:r>
         <w:rPr>
-          <w:rFonts w:ascii="Times New Roman" w:hAnsi="Times New Roman" w:eastAsia="仿宋" w:cs="Times New Roman"/>
-          <w:color w:val="000000"/>
+          <w:rFonts w:ascii="仿宋" w:hAnsi="仿宋" w:eastAsia="仿宋" w:cs="Times New Roman"/>
+          <w:color w:val="000000"/>
+          <w:sz w:val="21"/>
           <w:szCs w:val="21"/>
           <w:highlight w:val="none"/>
         </w:rPr>
@@ -1674,6 +1861,8 @@
       </w:pPr>
       <w:r>
         <w:rPr>
+          <w:rFonts w:ascii="仿宋" w:hAnsi="仿宋" w:eastAsia="仿宋"/>
+          <w:sz w:val="21"/>
           <w:highlight w:val="none"/>
         </w:rPr>
         <w:t>交货与安装</w:t>
@@ -1721,8 +1910,9 @@
       </w:pPr>
       <w:r>
         <w:rPr>
-          <w:rFonts w:ascii="Times New Roman" w:hAnsi="Times New Roman" w:eastAsia="仿宋" w:cs="Times New Roman"/>
-          <w:color w:val="000000"/>
+          <w:rFonts w:ascii="仿宋" w:hAnsi="仿宋" w:eastAsia="仿宋" w:cs="Times New Roman"/>
+          <w:color w:val="000000"/>
+          <w:sz w:val="21"/>
           <w:szCs w:val="21"/>
           <w:highlight w:val="none"/>
         </w:rPr>
@@ -1730,8 +1920,9 @@
       </w:r>
       <w:r>
         <w:rPr>
-          <w:rFonts w:hint="eastAsia" w:ascii="Times New Roman" w:hAnsi="Times New Roman" w:eastAsia="仿宋" w:cs="Times New Roman"/>
-          <w:color w:val="000000"/>
+          <w:rFonts w:hint="eastAsia" w:ascii="仿宋" w:hAnsi="仿宋" w:eastAsia="仿宋" w:cs="Times New Roman"/>
+          <w:color w:val="000000"/>
+          <w:sz w:val="21"/>
           <w:szCs w:val="21"/>
           <w:highlight w:val="none"/>
         </w:rPr>
@@ -1739,8 +1930,9 @@
       </w:r>
       <w:r>
         <w:rPr>
-          <w:rFonts w:ascii="Times New Roman" w:hAnsi="Times New Roman" w:eastAsia="仿宋" w:cs="Times New Roman"/>
-          <w:color w:val="000000"/>
+          <w:rFonts w:ascii="仿宋" w:hAnsi="仿宋" w:eastAsia="仿宋" w:cs="Times New Roman"/>
+          <w:color w:val="000000"/>
+          <w:sz w:val="21"/>
           <w:szCs w:val="21"/>
           <w:highlight w:val="none"/>
         </w:rPr>
@@ -1767,6 +1959,10 @@
         </w:rPr>
       </w:pPr>
       <w:r>
+        <w:rPr>
+          <w:rFonts w:ascii="仿宋" w:hAnsi="仿宋" w:eastAsia="仿宋"/>
+          <w:sz w:val="21"/>
+        </w:rPr>
         <w:t>交货时间：具体发货日期及到货日期以甲方书面通知时间为准，但乙方应确保最迟于{{r deliveryYear }}年{{r deliveryMonth }}月{{r deliveryDay }}日（含）准备好全部设备，并随时可根据甲方要求发货。甲方可根据实际情况，要求乙方一次性或者分批发货。在未收到甲方通知前，乙方不得擅自提前发货，否则甲方有权拒收。如甲方需延期提货的，乙方同意给予90天的无偿保管期，超出时间甲方按照市场合理价格承担仓储费。</w:t>
       </w:r>
     </w:p>
@@ -1791,8 +1987,9 @@
       </w:pPr>
       <w:r>
         <w:rPr>
-          <w:rFonts w:ascii="Times New Roman" w:hAnsi="Times New Roman" w:eastAsia="仿宋" w:cs="Times New Roman"/>
-          <w:color w:val="000000"/>
+          <w:rFonts w:ascii="仿宋" w:hAnsi="仿宋" w:eastAsia="仿宋" w:cs="Times New Roman"/>
+          <w:color w:val="000000"/>
+          <w:sz w:val="21"/>
           <w:szCs w:val="21"/>
           <w:highlight w:val="none"/>
         </w:rPr>
@@ -1800,8 +1997,9 @@
       </w:r>
       <w:r>
         <w:rPr>
-          <w:rFonts w:hint="eastAsia" w:ascii="Times New Roman" w:hAnsi="Times New Roman" w:eastAsia="仿宋" w:cs="Times New Roman"/>
-          <w:color w:val="000000"/>
+          <w:rFonts w:hint="eastAsia" w:ascii="仿宋" w:hAnsi="仿宋" w:eastAsia="仿宋" w:cs="Times New Roman"/>
+          <w:color w:val="000000"/>
+          <w:sz w:val="21"/>
           <w:szCs w:val="21"/>
           <w:highlight w:val="none"/>
           <w:lang w:val="en-US" w:eastAsia="zh-CN"/>
@@ -1810,8 +2008,9 @@
       </w:r>
       <w:r>
         <w:rPr>
-          <w:rFonts w:ascii="Times New Roman" w:hAnsi="Times New Roman" w:eastAsia="仿宋" w:cs="Times New Roman"/>
-          <w:color w:val="000000"/>
+          <w:rFonts w:ascii="仿宋" w:hAnsi="仿宋" w:eastAsia="仿宋" w:cs="Times New Roman"/>
+          <w:color w:val="000000"/>
+          <w:sz w:val="21"/>
           <w:szCs w:val="21"/>
           <w:highlight w:val="none"/>
         </w:rPr>
@@ -1839,8 +2038,9 @@
       </w:pPr>
       <w:r>
         <w:rPr>
-          <w:rFonts w:ascii="Times New Roman" w:hAnsi="Times New Roman" w:eastAsia="仿宋" w:cs="Times New Roman"/>
-          <w:color w:val="000000"/>
+          <w:rFonts w:ascii="仿宋" w:hAnsi="仿宋" w:eastAsia="仿宋" w:cs="Times New Roman"/>
+          <w:color w:val="000000"/>
+          <w:sz w:val="21"/>
           <w:szCs w:val="21"/>
           <w:highlight w:val="none"/>
         </w:rPr>
@@ -1848,8 +2048,9 @@
       </w:r>
       <w:r>
         <w:rPr>
-          <w:rFonts w:hint="eastAsia" w:ascii="Times New Roman" w:hAnsi="Times New Roman" w:eastAsia="仿宋" w:cs="Times New Roman"/>
-          <w:color w:val="000000"/>
+          <w:rFonts w:hint="eastAsia" w:ascii="仿宋" w:hAnsi="仿宋" w:eastAsia="仿宋" w:cs="Times New Roman"/>
+          <w:color w:val="000000"/>
+          <w:sz w:val="21"/>
           <w:szCs w:val="21"/>
           <w:highlight w:val="none"/>
         </w:rPr>
@@ -1857,8 +2058,9 @@
       </w:r>
       <w:r>
         <w:rPr>
-          <w:rFonts w:ascii="Times New Roman" w:hAnsi="Times New Roman" w:eastAsia="仿宋" w:cs="Times New Roman"/>
-          <w:color w:val="000000"/>
+          <w:rFonts w:ascii="仿宋" w:hAnsi="仿宋" w:eastAsia="仿宋" w:cs="Times New Roman"/>
+          <w:color w:val="000000"/>
+          <w:sz w:val="21"/>
           <w:szCs w:val="21"/>
           <w:highlight w:val="none"/>
         </w:rPr>
@@ -1886,8 +2088,9 @@
       </w:pPr>
       <w:r>
         <w:rPr>
-          <w:rFonts w:ascii="Times New Roman" w:hAnsi="Times New Roman" w:eastAsia="仿宋" w:cs="Times New Roman"/>
-          <w:color w:val="000000"/>
+          <w:rFonts w:ascii="仿宋" w:hAnsi="仿宋" w:eastAsia="仿宋" w:cs="Times New Roman"/>
+          <w:color w:val="000000"/>
+          <w:sz w:val="21"/>
           <w:szCs w:val="21"/>
           <w:highlight w:val="none"/>
         </w:rPr>
@@ -1915,8 +2118,9 @@
       </w:pPr>
       <w:r>
         <w:rPr>
-          <w:rFonts w:ascii="Times New Roman" w:hAnsi="Times New Roman" w:eastAsia="仿宋" w:cs="Times New Roman"/>
-          <w:color w:val="000000"/>
+          <w:rFonts w:ascii="仿宋" w:hAnsi="仿宋" w:eastAsia="仿宋" w:cs="Times New Roman"/>
+          <w:color w:val="000000"/>
+          <w:sz w:val="21"/>
           <w:szCs w:val="21"/>
           <w:highlight w:val="none"/>
         </w:rPr>
@@ -1933,6 +2137,8 @@
       </w:pPr>
       <w:r>
         <w:rPr>
+          <w:rFonts w:ascii="仿宋" w:hAnsi="仿宋" w:eastAsia="仿宋"/>
+          <w:sz w:val="21"/>
           <w:highlight w:val="none"/>
         </w:rPr>
         <w:t>包装及运输</w:t>
@@ -1980,8 +2186,9 @@
       </w:pPr>
       <w:r>
         <w:rPr>
-          <w:rFonts w:ascii="Times New Roman" w:hAnsi="Times New Roman" w:eastAsia="仿宋" w:cs="Times New Roman"/>
-          <w:color w:val="000000"/>
+          <w:rFonts w:ascii="仿宋" w:hAnsi="仿宋" w:eastAsia="仿宋" w:cs="Times New Roman"/>
+          <w:color w:val="000000"/>
+          <w:sz w:val="21"/>
           <w:szCs w:val="21"/>
           <w:highlight w:val="none"/>
         </w:rPr>
@@ -1989,8 +2196,9 @@
       </w:r>
       <w:r>
         <w:rPr>
-          <w:rFonts w:ascii="Times New Roman" w:hAnsi="Times New Roman" w:eastAsia="仿宋" w:cs="Times New Roman"/>
-          <w:color w:val="000000"/>
+          <w:rFonts w:ascii="仿宋" w:hAnsi="仿宋" w:eastAsia="仿宋" w:cs="Times New Roman"/>
+          <w:color w:val="000000"/>
+          <w:sz w:val="21"/>
           <w:szCs w:val="21"/>
           <w:highlight w:val="none"/>
           <w:u w:val="single"/>
@@ -1999,8 +2207,9 @@
       </w:r>
       <w:r>
         <w:rPr>
-          <w:rFonts w:hint="eastAsia" w:ascii="Times New Roman" w:hAnsi="Times New Roman" w:eastAsia="仿宋" w:cs="Times New Roman"/>
-          <w:color w:val="000000"/>
+          <w:rFonts w:hint="eastAsia" w:ascii="仿宋" w:hAnsi="仿宋" w:eastAsia="仿宋" w:cs="Times New Roman"/>
+          <w:color w:val="000000"/>
+          <w:sz w:val="21"/>
           <w:szCs w:val="21"/>
           <w:highlight w:val="none"/>
           <w:u w:val="single"/>
@@ -2009,8 +2218,9 @@
       </w:r>
       <w:r>
         <w:rPr>
-          <w:rFonts w:ascii="Times New Roman" w:hAnsi="Times New Roman" w:eastAsia="仿宋" w:cs="Times New Roman"/>
-          <w:color w:val="000000"/>
+          <w:rFonts w:ascii="仿宋" w:hAnsi="仿宋" w:eastAsia="仿宋" w:cs="Times New Roman"/>
+          <w:color w:val="000000"/>
+          <w:sz w:val="21"/>
           <w:szCs w:val="21"/>
           <w:highlight w:val="none"/>
           <w:u w:val="single"/>
@@ -2019,8 +2229,9 @@
       </w:r>
       <w:r>
         <w:rPr>
-          <w:rFonts w:ascii="Times New Roman" w:hAnsi="Times New Roman" w:eastAsia="仿宋" w:cs="Times New Roman"/>
-          <w:color w:val="000000"/>
+          <w:rFonts w:ascii="仿宋" w:hAnsi="仿宋" w:eastAsia="仿宋" w:cs="Times New Roman"/>
+          <w:color w:val="000000"/>
+          <w:sz w:val="21"/>
           <w:szCs w:val="21"/>
           <w:highlight w:val="none"/>
         </w:rPr>
@@ -2048,8 +2259,9 @@
       </w:pPr>
       <w:r>
         <w:rPr>
-          <w:rFonts w:ascii="Times New Roman" w:hAnsi="Times New Roman" w:eastAsia="仿宋" w:cs="Times New Roman"/>
-          <w:color w:val="000000"/>
+          <w:rFonts w:ascii="仿宋" w:hAnsi="仿宋" w:eastAsia="仿宋" w:cs="Times New Roman"/>
+          <w:color w:val="000000"/>
+          <w:sz w:val="21"/>
           <w:szCs w:val="21"/>
           <w:highlight w:val="none"/>
         </w:rPr>
@@ -2077,8 +2289,9 @@
       </w:pPr>
       <w:r>
         <w:rPr>
-          <w:rFonts w:ascii="Times New Roman" w:hAnsi="Times New Roman" w:eastAsia="仿宋" w:cs="Times New Roman"/>
-          <w:color w:val="000000"/>
+          <w:rFonts w:ascii="仿宋" w:hAnsi="仿宋" w:eastAsia="仿宋" w:cs="Times New Roman"/>
+          <w:color w:val="000000"/>
+          <w:sz w:val="21"/>
           <w:szCs w:val="21"/>
           <w:highlight w:val="none"/>
         </w:rPr>
@@ -2106,8 +2319,9 @@
       </w:pPr>
       <w:r>
         <w:rPr>
-          <w:rFonts w:ascii="Times New Roman" w:hAnsi="Times New Roman" w:eastAsia="仿宋" w:cs="Times New Roman"/>
-          <w:color w:val="000000"/>
+          <w:rFonts w:ascii="仿宋" w:hAnsi="仿宋" w:eastAsia="仿宋" w:cs="Times New Roman"/>
+          <w:color w:val="000000"/>
+          <w:sz w:val="21"/>
           <w:szCs w:val="21"/>
           <w:highlight w:val="none"/>
         </w:rPr>
@@ -2115,8 +2329,9 @@
       </w:r>
       <w:r>
         <w:rPr>
-          <w:rFonts w:hint="eastAsia" w:ascii="Times New Roman" w:hAnsi="Times New Roman" w:eastAsia="仿宋" w:cs="Times New Roman"/>
-          <w:color w:val="000000"/>
+          <w:rFonts w:hint="eastAsia" w:ascii="仿宋" w:hAnsi="仿宋" w:eastAsia="仿宋" w:cs="Times New Roman"/>
+          <w:color w:val="000000"/>
+          <w:sz w:val="21"/>
           <w:szCs w:val="21"/>
           <w:highlight w:val="none"/>
         </w:rPr>
@@ -2124,8 +2339,9 @@
       </w:r>
       <w:r>
         <w:rPr>
-          <w:rFonts w:ascii="Times New Roman" w:hAnsi="Times New Roman" w:eastAsia="仿宋" w:cs="Times New Roman"/>
-          <w:color w:val="000000"/>
+          <w:rFonts w:ascii="仿宋" w:hAnsi="仿宋" w:eastAsia="仿宋" w:cs="Times New Roman"/>
+          <w:color w:val="000000"/>
+          <w:sz w:val="21"/>
           <w:szCs w:val="21"/>
           <w:highlight w:val="none"/>
         </w:rPr>
@@ -2133,8 +2349,9 @@
       </w:r>
       <w:r>
         <w:rPr>
-          <w:rFonts w:hint="eastAsia" w:ascii="Times New Roman" w:hAnsi="Times New Roman" w:eastAsia="仿宋" w:cs="Times New Roman"/>
-          <w:color w:val="000000"/>
+          <w:rFonts w:hint="eastAsia" w:ascii="仿宋" w:hAnsi="仿宋" w:eastAsia="仿宋" w:cs="Times New Roman"/>
+          <w:color w:val="000000"/>
+          <w:sz w:val="21"/>
           <w:szCs w:val="21"/>
           <w:highlight w:val="none"/>
         </w:rPr>
@@ -2142,8 +2359,9 @@
       </w:r>
       <w:r>
         <w:rPr>
-          <w:rFonts w:ascii="Times New Roman" w:hAnsi="Times New Roman" w:eastAsia="仿宋" w:cs="Times New Roman"/>
-          <w:color w:val="000000"/>
+          <w:rFonts w:ascii="仿宋" w:hAnsi="仿宋" w:eastAsia="仿宋" w:cs="Times New Roman"/>
+          <w:color w:val="000000"/>
+          <w:sz w:val="21"/>
           <w:szCs w:val="21"/>
           <w:highlight w:val="none"/>
         </w:rPr>
@@ -2160,6 +2378,8 @@
       </w:pPr>
       <w:r>
         <w:rPr>
+          <w:rFonts w:ascii="仿宋" w:hAnsi="仿宋" w:eastAsia="仿宋"/>
+          <w:sz w:val="21"/>
           <w:highlight w:val="none"/>
         </w:rPr>
         <w:t>质量标准</w:t>
@@ -2207,8 +2427,9 @@
       </w:pPr>
       <w:r>
         <w:rPr>
-          <w:rFonts w:ascii="Times New Roman" w:hAnsi="Times New Roman" w:eastAsia="仿宋" w:cs="Times New Roman"/>
-          <w:color w:val="000000"/>
+          <w:rFonts w:ascii="仿宋" w:hAnsi="仿宋" w:eastAsia="仿宋" w:cs="Times New Roman"/>
+          <w:color w:val="000000"/>
+          <w:sz w:val="21"/>
           <w:szCs w:val="21"/>
           <w:highlight w:val="none"/>
         </w:rPr>
@@ -2216,8 +2437,9 @@
       </w:r>
       <w:r>
         <w:rPr>
-          <w:rFonts w:hint="eastAsia" w:ascii="Times New Roman" w:hAnsi="Times New Roman" w:eastAsia="仿宋" w:cs="Times New Roman"/>
-          <w:color w:val="000000"/>
+          <w:rFonts w:hint="eastAsia" w:ascii="仿宋" w:hAnsi="仿宋" w:eastAsia="仿宋" w:cs="Times New Roman"/>
+          <w:color w:val="000000"/>
+          <w:sz w:val="21"/>
           <w:szCs w:val="21"/>
           <w:highlight w:val="none"/>
         </w:rPr>
@@ -2225,8 +2447,9 @@
       </w:r>
       <w:r>
         <w:rPr>
-          <w:rFonts w:hint="eastAsia" w:ascii="Times New Roman" w:hAnsi="Times New Roman" w:eastAsia="仿宋" w:cs="Times New Roman"/>
-          <w:color w:val="000000"/>
+          <w:rFonts w:hint="eastAsia" w:ascii="仿宋" w:hAnsi="仿宋" w:eastAsia="仿宋" w:cs="Times New Roman"/>
+          <w:color w:val="000000"/>
+          <w:sz w:val="21"/>
           <w:szCs w:val="21"/>
           <w:highlight w:val="none"/>
           <w:lang w:val="en-US" w:eastAsia="zh-CN"/>
@@ -2235,8 +2458,9 @@
       </w:r>
       <w:r>
         <w:rPr>
-          <w:rFonts w:hint="eastAsia" w:ascii="Times New Roman" w:hAnsi="Times New Roman" w:eastAsia="仿宋" w:cs="Times New Roman"/>
-          <w:color w:val="000000"/>
+          <w:rFonts w:hint="eastAsia" w:ascii="仿宋" w:hAnsi="仿宋" w:eastAsia="仿宋" w:cs="Times New Roman"/>
+          <w:color w:val="000000"/>
+          <w:sz w:val="21"/>
           <w:szCs w:val="21"/>
           <w:highlight w:val="none"/>
         </w:rPr>
@@ -2244,8 +2468,9 @@
       </w:r>
       <w:r>
         <w:rPr>
-          <w:rFonts w:ascii="Times New Roman" w:hAnsi="Times New Roman" w:eastAsia="仿宋" w:cs="Times New Roman"/>
-          <w:color w:val="000000"/>
+          <w:rFonts w:ascii="仿宋" w:hAnsi="仿宋" w:eastAsia="仿宋" w:cs="Times New Roman"/>
+          <w:color w:val="000000"/>
+          <w:sz w:val="21"/>
           <w:szCs w:val="21"/>
           <w:highlight w:val="none"/>
         </w:rPr>
@@ -2273,8 +2498,9 @@
       </w:pPr>
       <w:r>
         <w:rPr>
-          <w:rFonts w:ascii="Times New Roman" w:hAnsi="Times New Roman" w:eastAsia="仿宋" w:cs="Times New Roman"/>
-          <w:color w:val="000000"/>
+          <w:rFonts w:ascii="仿宋" w:hAnsi="仿宋" w:eastAsia="仿宋" w:cs="Times New Roman"/>
+          <w:color w:val="000000"/>
+          <w:sz w:val="21"/>
           <w:szCs w:val="21"/>
           <w:highlight w:val="none"/>
         </w:rPr>
@@ -2282,8 +2508,9 @@
       </w:r>
       <w:r>
         <w:rPr>
-          <w:rFonts w:hint="eastAsia" w:ascii="Times New Roman" w:hAnsi="Times New Roman" w:eastAsia="仿宋" w:cs="Times New Roman"/>
-          <w:color w:val="000000"/>
+          <w:rFonts w:hint="eastAsia" w:ascii="仿宋" w:hAnsi="仿宋" w:eastAsia="仿宋" w:cs="Times New Roman"/>
+          <w:color w:val="000000"/>
+          <w:sz w:val="21"/>
           <w:szCs w:val="21"/>
           <w:highlight w:val="none"/>
         </w:rPr>
@@ -2291,8 +2518,9 @@
       </w:r>
       <w:r>
         <w:rPr>
-          <w:rFonts w:ascii="Times New Roman" w:hAnsi="Times New Roman" w:eastAsia="仿宋" w:cs="Times New Roman"/>
-          <w:color w:val="000000"/>
+          <w:rFonts w:ascii="仿宋" w:hAnsi="仿宋" w:eastAsia="仿宋" w:cs="Times New Roman"/>
+          <w:color w:val="000000"/>
+          <w:sz w:val="21"/>
           <w:szCs w:val="21"/>
           <w:highlight w:val="none"/>
         </w:rPr>
@@ -2309,6 +2537,8 @@
       </w:pPr>
       <w:r>
         <w:rPr>
+          <w:rFonts w:ascii="仿宋" w:hAnsi="仿宋" w:eastAsia="仿宋"/>
+          <w:sz w:val="21"/>
           <w:highlight w:val="none"/>
         </w:rPr>
         <w:t>验收</w:t>
@@ -2356,8 +2586,9 @@
       </w:pPr>
       <w:r>
         <w:rPr>
-          <w:rFonts w:ascii="Times New Roman" w:hAnsi="Times New Roman" w:eastAsia="仿宋" w:cs="Times New Roman"/>
-          <w:color w:val="000000"/>
+          <w:rFonts w:ascii="仿宋" w:hAnsi="仿宋" w:eastAsia="仿宋" w:cs="Times New Roman"/>
+          <w:color w:val="000000"/>
+          <w:sz w:val="21"/>
           <w:szCs w:val="21"/>
           <w:highlight w:val="none"/>
         </w:rPr>
@@ -2365,8 +2596,9 @@
       </w:r>
       <w:r>
         <w:rPr>
-          <w:rFonts w:hint="eastAsia" w:ascii="Times New Roman" w:hAnsi="Times New Roman" w:eastAsia="仿宋" w:cs="Times New Roman"/>
-          <w:color w:val="000000"/>
+          <w:rFonts w:hint="eastAsia" w:ascii="仿宋" w:hAnsi="仿宋" w:eastAsia="仿宋" w:cs="Times New Roman"/>
+          <w:color w:val="000000"/>
+          <w:sz w:val="21"/>
           <w:szCs w:val="21"/>
           <w:highlight w:val="none"/>
         </w:rPr>
@@ -2374,8 +2606,9 @@
       </w:r>
       <w:r>
         <w:rPr>
-          <w:rFonts w:ascii="Times New Roman" w:hAnsi="Times New Roman" w:eastAsia="仿宋" w:cs="Times New Roman"/>
-          <w:color w:val="000000"/>
+          <w:rFonts w:ascii="仿宋" w:hAnsi="仿宋" w:eastAsia="仿宋" w:cs="Times New Roman"/>
+          <w:color w:val="000000"/>
+          <w:sz w:val="21"/>
           <w:szCs w:val="21"/>
           <w:highlight w:val="none"/>
         </w:rPr>
@@ -2383,8 +2616,9 @@
       </w:r>
       <w:r>
         <w:rPr>
-          <w:rFonts w:hint="eastAsia" w:ascii="Times New Roman" w:hAnsi="Times New Roman" w:eastAsia="仿宋" w:cs="Times New Roman"/>
-          <w:color w:val="000000"/>
+          <w:rFonts w:hint="eastAsia" w:ascii="仿宋" w:hAnsi="仿宋" w:eastAsia="仿宋" w:cs="Times New Roman"/>
+          <w:color w:val="000000"/>
+          <w:sz w:val="21"/>
           <w:szCs w:val="21"/>
           <w:highlight w:val="none"/>
         </w:rPr>
@@ -2392,8 +2626,9 @@
       </w:r>
       <w:r>
         <w:rPr>
-          <w:rFonts w:ascii="Times New Roman" w:hAnsi="Times New Roman" w:eastAsia="仿宋" w:cs="Times New Roman"/>
-          <w:color w:val="000000"/>
+          <w:rFonts w:ascii="仿宋" w:hAnsi="仿宋" w:eastAsia="仿宋" w:cs="Times New Roman"/>
+          <w:color w:val="000000"/>
+          <w:sz w:val="21"/>
           <w:szCs w:val="21"/>
           <w:highlight w:val="none"/>
         </w:rPr>
@@ -2421,8 +2656,9 @@
       </w:pPr>
       <w:r>
         <w:rPr>
-          <w:rFonts w:ascii="Times New Roman" w:hAnsi="Times New Roman" w:eastAsia="仿宋" w:cs="Times New Roman"/>
-          <w:color w:val="000000"/>
+          <w:rFonts w:ascii="仿宋" w:hAnsi="仿宋" w:eastAsia="仿宋" w:cs="Times New Roman"/>
+          <w:color w:val="000000"/>
+          <w:sz w:val="21"/>
           <w:szCs w:val="21"/>
           <w:highlight w:val="none"/>
         </w:rPr>
@@ -2431,8 +2667,9 @@
       <w:bookmarkStart w:id="0" w:name="OLE_LINK1"/>
       <w:r>
         <w:rPr>
-          <w:rFonts w:hint="eastAsia" w:ascii="Times New Roman" w:hAnsi="Times New Roman" w:eastAsia="仿宋" w:cs="Times New Roman"/>
-          <w:color w:val="000000"/>
+          <w:rFonts w:hint="eastAsia" w:ascii="仿宋" w:hAnsi="仿宋" w:eastAsia="仿宋" w:cs="Times New Roman"/>
+          <w:color w:val="000000"/>
+          <w:sz w:val="21"/>
           <w:szCs w:val="21"/>
           <w:highlight w:val="none"/>
         </w:rPr>
@@ -2440,8 +2677,9 @@
       </w:r>
       <w:r>
         <w:rPr>
-          <w:rFonts w:ascii="Times New Roman" w:hAnsi="Times New Roman" w:eastAsia="仿宋" w:cs="Times New Roman"/>
-          <w:color w:val="000000"/>
+          <w:rFonts w:ascii="仿宋" w:hAnsi="仿宋" w:eastAsia="仿宋" w:cs="Times New Roman"/>
+          <w:color w:val="000000"/>
+          <w:sz w:val="21"/>
           <w:szCs w:val="21"/>
           <w:highlight w:val="none"/>
         </w:rPr>
@@ -2449,8 +2687,9 @@
       </w:r>
       <w:r>
         <w:rPr>
-          <w:rFonts w:hint="eastAsia" w:ascii="Times New Roman" w:hAnsi="Times New Roman" w:eastAsia="仿宋" w:cs="Times New Roman"/>
-          <w:color w:val="000000"/>
+          <w:rFonts w:hint="eastAsia" w:ascii="仿宋" w:hAnsi="仿宋" w:eastAsia="仿宋" w:cs="Times New Roman"/>
+          <w:color w:val="000000"/>
+          <w:sz w:val="21"/>
           <w:szCs w:val="21"/>
           <w:highlight w:val="none"/>
           <w:lang w:val="en-US" w:eastAsia="zh-CN"/>
@@ -2459,8 +2698,9 @@
       </w:r>
       <w:r>
         <w:rPr>
-          <w:rFonts w:ascii="Times New Roman" w:hAnsi="Times New Roman" w:eastAsia="仿宋" w:cs="Times New Roman"/>
-          <w:color w:val="000000"/>
+          <w:rFonts w:ascii="仿宋" w:hAnsi="仿宋" w:eastAsia="仿宋" w:cs="Times New Roman"/>
+          <w:color w:val="000000"/>
+          <w:sz w:val="21"/>
           <w:szCs w:val="21"/>
           <w:highlight w:val="none"/>
         </w:rPr>
@@ -2469,8 +2709,9 @@
       <w:bookmarkEnd w:id="0"/>
       <w:r>
         <w:rPr>
-          <w:rFonts w:ascii="Times New Roman" w:hAnsi="Times New Roman" w:eastAsia="仿宋" w:cs="Times New Roman"/>
-          <w:color w:val="000000"/>
+          <w:rFonts w:ascii="仿宋" w:hAnsi="仿宋" w:eastAsia="仿宋" w:cs="Times New Roman"/>
+          <w:color w:val="000000"/>
+          <w:sz w:val="21"/>
           <w:szCs w:val="21"/>
           <w:highlight w:val="none"/>
         </w:rPr>
@@ -2478,8 +2719,9 @@
       </w:r>
       <w:r>
         <w:rPr>
-          <w:rFonts w:hint="eastAsia" w:ascii="Times New Roman" w:hAnsi="Times New Roman" w:eastAsia="仿宋" w:cs="Times New Roman"/>
-          <w:color w:val="000000"/>
+          <w:rFonts w:hint="eastAsia" w:ascii="仿宋" w:hAnsi="仿宋" w:eastAsia="仿宋" w:cs="Times New Roman"/>
+          <w:color w:val="000000"/>
+          <w:sz w:val="21"/>
           <w:szCs w:val="21"/>
           <w:highlight w:val="none"/>
         </w:rPr>
@@ -2507,8 +2749,9 @@
       </w:pPr>
       <w:r>
         <w:rPr>
-          <w:rFonts w:ascii="Times New Roman" w:hAnsi="Times New Roman" w:eastAsia="仿宋" w:cs="Times New Roman"/>
-          <w:color w:val="000000"/>
+          <w:rFonts w:ascii="仿宋" w:hAnsi="仿宋" w:eastAsia="仿宋" w:cs="Times New Roman"/>
+          <w:color w:val="000000"/>
+          <w:sz w:val="21"/>
           <w:szCs w:val="21"/>
           <w:highlight w:val="none"/>
         </w:rPr>
@@ -2516,8 +2759,9 @@
       </w:r>
       <w:r>
         <w:rPr>
-          <w:rFonts w:hint="eastAsia" w:ascii="Times New Roman" w:hAnsi="Times New Roman" w:eastAsia="仿宋" w:cs="Times New Roman"/>
-          <w:color w:val="000000"/>
+          <w:rFonts w:hint="eastAsia" w:ascii="仿宋" w:hAnsi="仿宋" w:eastAsia="仿宋" w:cs="Times New Roman"/>
+          <w:color w:val="000000"/>
+          <w:sz w:val="21"/>
           <w:szCs w:val="21"/>
           <w:highlight w:val="none"/>
         </w:rPr>
@@ -2525,8 +2769,9 @@
       </w:r>
       <w:r>
         <w:rPr>
-          <w:rFonts w:ascii="Times New Roman" w:hAnsi="Times New Roman" w:eastAsia="仿宋" w:cs="Times New Roman"/>
-          <w:color w:val="000000"/>
+          <w:rFonts w:ascii="仿宋" w:hAnsi="仿宋" w:eastAsia="仿宋" w:cs="Times New Roman"/>
+          <w:color w:val="000000"/>
+          <w:sz w:val="21"/>
           <w:szCs w:val="21"/>
           <w:highlight w:val="none"/>
         </w:rPr>
@@ -2534,8 +2779,9 @@
       </w:r>
       <w:r>
         <w:rPr>
-          <w:rFonts w:hint="eastAsia" w:ascii="Times New Roman" w:hAnsi="Times New Roman" w:eastAsia="仿宋" w:cs="Times New Roman"/>
-          <w:color w:val="000000"/>
+          <w:rFonts w:hint="eastAsia" w:ascii="仿宋" w:hAnsi="仿宋" w:eastAsia="仿宋" w:cs="Times New Roman"/>
+          <w:color w:val="000000"/>
+          <w:sz w:val="21"/>
           <w:szCs w:val="21"/>
           <w:highlight w:val="none"/>
         </w:rPr>
@@ -2543,8 +2789,9 @@
       </w:r>
       <w:r>
         <w:rPr>
-          <w:rFonts w:ascii="Times New Roman" w:hAnsi="Times New Roman" w:eastAsia="仿宋" w:cs="Times New Roman"/>
-          <w:color w:val="000000"/>
+          <w:rFonts w:ascii="仿宋" w:hAnsi="仿宋" w:eastAsia="仿宋" w:cs="Times New Roman"/>
+          <w:color w:val="000000"/>
+          <w:sz w:val="21"/>
           <w:szCs w:val="21"/>
           <w:highlight w:val="none"/>
         </w:rPr>
@@ -2552,8 +2799,9 @@
       </w:r>
       <w:r>
         <w:rPr>
-          <w:rFonts w:hint="eastAsia" w:ascii="Times New Roman" w:hAnsi="Times New Roman" w:eastAsia="仿宋" w:cs="Times New Roman"/>
-          <w:color w:val="000000"/>
+          <w:rFonts w:hint="eastAsia" w:ascii="仿宋" w:hAnsi="仿宋" w:eastAsia="仿宋" w:cs="Times New Roman"/>
+          <w:color w:val="000000"/>
+          <w:sz w:val="21"/>
           <w:szCs w:val="21"/>
           <w:highlight w:val="none"/>
         </w:rPr>
@@ -2561,8 +2809,9 @@
       </w:r>
       <w:r>
         <w:rPr>
-          <w:rFonts w:ascii="Times New Roman" w:hAnsi="Times New Roman" w:eastAsia="仿宋" w:cs="Times New Roman"/>
-          <w:color w:val="000000"/>
+          <w:rFonts w:ascii="仿宋" w:hAnsi="仿宋" w:eastAsia="仿宋" w:cs="Times New Roman"/>
+          <w:color w:val="000000"/>
+          <w:sz w:val="21"/>
           <w:szCs w:val="21"/>
           <w:highlight w:val="none"/>
         </w:rPr>
@@ -2570,8 +2819,9 @@
       </w:r>
       <w:r>
         <w:rPr>
-          <w:rFonts w:hint="eastAsia" w:ascii="Times New Roman" w:hAnsi="Times New Roman" w:eastAsia="仿宋" w:cs="Times New Roman"/>
-          <w:color w:val="000000"/>
+          <w:rFonts w:hint="eastAsia" w:ascii="仿宋" w:hAnsi="仿宋" w:eastAsia="仿宋" w:cs="Times New Roman"/>
+          <w:color w:val="000000"/>
+          <w:sz w:val="21"/>
           <w:szCs w:val="21"/>
           <w:highlight w:val="none"/>
         </w:rPr>
@@ -2579,8 +2829,9 @@
       </w:r>
       <w:r>
         <w:rPr>
-          <w:rFonts w:ascii="Times New Roman" w:hAnsi="Times New Roman" w:eastAsia="仿宋" w:cs="Times New Roman"/>
-          <w:color w:val="000000"/>
+          <w:rFonts w:ascii="仿宋" w:hAnsi="仿宋" w:eastAsia="仿宋" w:cs="Times New Roman"/>
+          <w:color w:val="000000"/>
+          <w:sz w:val="21"/>
           <w:szCs w:val="21"/>
           <w:highlight w:val="none"/>
         </w:rPr>
@@ -2588,8 +2839,9 @@
       </w:r>
       <w:r>
         <w:rPr>
-          <w:rFonts w:hint="eastAsia" w:ascii="Times New Roman" w:hAnsi="Times New Roman" w:eastAsia="仿宋" w:cs="Times New Roman"/>
-          <w:color w:val="000000"/>
+          <w:rFonts w:hint="eastAsia" w:ascii="仿宋" w:hAnsi="仿宋" w:eastAsia="仿宋" w:cs="Times New Roman"/>
+          <w:color w:val="000000"/>
+          <w:sz w:val="21"/>
           <w:szCs w:val="21"/>
           <w:highlight w:val="none"/>
         </w:rPr>
@@ -2597,8 +2849,9 @@
       </w:r>
       <w:r>
         <w:rPr>
-          <w:rFonts w:ascii="Times New Roman" w:hAnsi="Times New Roman" w:eastAsia="仿宋" w:cs="Times New Roman"/>
-          <w:color w:val="000000"/>
+          <w:rFonts w:ascii="仿宋" w:hAnsi="仿宋" w:eastAsia="仿宋" w:cs="Times New Roman"/>
+          <w:color w:val="000000"/>
+          <w:sz w:val="21"/>
           <w:szCs w:val="21"/>
           <w:highlight w:val="none"/>
         </w:rPr>
@@ -2606,8 +2859,9 @@
       </w:r>
       <w:r>
         <w:rPr>
-          <w:rFonts w:hint="eastAsia" w:ascii="Times New Roman" w:hAnsi="Times New Roman" w:eastAsia="仿宋" w:cs="Times New Roman"/>
-          <w:color w:val="000000"/>
+          <w:rFonts w:hint="eastAsia" w:ascii="仿宋" w:hAnsi="仿宋" w:eastAsia="仿宋" w:cs="Times New Roman"/>
+          <w:color w:val="000000"/>
+          <w:sz w:val="21"/>
           <w:szCs w:val="21"/>
           <w:highlight w:val="none"/>
         </w:rPr>
@@ -2615,8 +2869,9 @@
       </w:r>
       <w:r>
         <w:rPr>
-          <w:rFonts w:ascii="Times New Roman" w:hAnsi="Times New Roman" w:eastAsia="仿宋" w:cs="Times New Roman"/>
-          <w:color w:val="000000"/>
+          <w:rFonts w:ascii="仿宋" w:hAnsi="仿宋" w:eastAsia="仿宋" w:cs="Times New Roman"/>
+          <w:color w:val="000000"/>
+          <w:sz w:val="21"/>
           <w:szCs w:val="21"/>
           <w:highlight w:val="none"/>
         </w:rPr>
@@ -2624,8 +2879,9 @@
       </w:r>
       <w:r>
         <w:rPr>
-          <w:rFonts w:hint="eastAsia" w:ascii="Times New Roman" w:hAnsi="Times New Roman" w:eastAsia="仿宋" w:cs="Times New Roman"/>
-          <w:color w:val="000000"/>
+          <w:rFonts w:hint="eastAsia" w:ascii="仿宋" w:hAnsi="仿宋" w:eastAsia="仿宋" w:cs="Times New Roman"/>
+          <w:color w:val="000000"/>
+          <w:sz w:val="21"/>
           <w:szCs w:val="21"/>
           <w:highlight w:val="none"/>
         </w:rPr>
@@ -2642,6 +2898,8 @@
       </w:pPr>
       <w:r>
         <w:rPr>
+          <w:rFonts w:ascii="仿宋" w:hAnsi="仿宋" w:eastAsia="仿宋"/>
+          <w:sz w:val="21"/>
           <w:highlight w:val="none"/>
         </w:rPr>
         <w:t>质保及售后</w:t>
@@ -2688,6 +2946,10 @@
         </w:rPr>
       </w:pPr>
       <w:r>
+        <w:rPr>
+          <w:rFonts w:ascii="仿宋" w:hAnsi="仿宋" w:eastAsia="仿宋"/>
+          <w:sz w:val="21"/>
+        </w:rPr>
         <w:t>货到现场起计质保，质保期{{r warrantyMonths }}个月。在质保期内出现属乙方设备的质量问题（包括但不限于设计、制造、工艺、配套件的缺陷等而造成的任何设备质量问题或故障），乙方必须自接到甲方维修通知后8小时内进行响应并详细了解设备故障且提出解决方案。若甲方要求乙方到现场处理的，则乙方应在收到甲方通知后48小时内派人到现场提供免费维修（设备备品备件、零部件、人工费等一切费用均免费）并在甲方要求的合理期限内维修完成。乙方怠于维修或者未在甲方要求的合理期限内维修完成的，甲方有权委托第三方进行维修，由此产生的一切费用均由乙方承担，甲方有权从质保金中直接扣除。质保金扣除后，乙方应在收到甲方通知之日起3日内补足质保金。质保期外乙方按照成本价格收取维修费用。</w:t>
       </w:r>
     </w:p>
@@ -2712,8 +2974,9 @@
       </w:pPr>
       <w:r>
         <w:rPr>
-          <w:rFonts w:ascii="Times New Roman" w:hAnsi="Times New Roman" w:eastAsia="仿宋" w:cs="Times New Roman"/>
-          <w:color w:val="000000"/>
+          <w:rFonts w:ascii="仿宋" w:hAnsi="仿宋" w:eastAsia="仿宋" w:cs="Times New Roman"/>
+          <w:color w:val="000000"/>
+          <w:sz w:val="21"/>
           <w:szCs w:val="21"/>
           <w:highlight w:val="none"/>
         </w:rPr>
@@ -2721,8 +2984,9 @@
       </w:r>
       <w:r>
         <w:rPr>
-          <w:rFonts w:hint="eastAsia" w:ascii="Times New Roman" w:hAnsi="Times New Roman" w:eastAsia="仿宋" w:cs="Times New Roman"/>
+          <w:rFonts w:hint="eastAsia" w:ascii="仿宋" w:hAnsi="仿宋" w:eastAsia="仿宋" w:cs="Times New Roman"/>
           <w:color w:val="auto"/>
+          <w:sz w:val="21"/>
           <w:szCs w:val="21"/>
           <w:highlight w:val="none"/>
           <w:lang w:val="en-US" w:eastAsia="zh-CN"/>
@@ -2731,8 +2995,9 @@
       </w:r>
       <w:r>
         <w:rPr>
-          <w:rFonts w:ascii="Times New Roman" w:hAnsi="Times New Roman" w:eastAsia="仿宋" w:cs="Times New Roman"/>
-          <w:color w:val="000000"/>
+          <w:rFonts w:ascii="仿宋" w:hAnsi="仿宋" w:eastAsia="仿宋" w:cs="Times New Roman"/>
+          <w:color w:val="000000"/>
+          <w:sz w:val="21"/>
           <w:szCs w:val="21"/>
           <w:highlight w:val="none"/>
         </w:rPr>
@@ -2749,6 +3014,8 @@
       </w:pPr>
       <w:r>
         <w:rPr>
+          <w:rFonts w:ascii="仿宋" w:hAnsi="仿宋" w:eastAsia="仿宋"/>
+          <w:sz w:val="21"/>
           <w:highlight w:val="none"/>
         </w:rPr>
         <w:t>付款期限与方式</w:t>
@@ -2796,12 +3063,36 @@
       </w:pPr>
       <w:r>
         <w:rPr>
+          <w:rFonts w:ascii="仿宋" w:hAnsi="仿宋" w:eastAsia="仿宋" w:cs="Times New Roman"/>
+          <w:color w:val="000000"/>
+          <w:sz w:val="21"/>
+          <w:szCs w:val="21"/>
+          <w:highlight w:val="none"/>
+        </w:rPr>
+        <w:t>付款期限</w:t>
+      </w:r>
+    </w:p>
+    <w:p>
+      <w:pPr>
+        <w:pStyle w:val="14"/>
+        <w:tabs>
+          <w:tab w:val="left" w:pos="312"/>
+        </w:tabs>
+        <w:spacing w:line="300" w:lineRule="auto"/>
+        <w:ind w:left="559" w:firstLine="0" w:firstLineChars="0"/>
+        <w:rPr>
           <w:rFonts w:ascii="Times New Roman" w:hAnsi="Times New Roman" w:eastAsia="仿宋" w:cs="Times New Roman"/>
           <w:color w:val="000000"/>
           <w:szCs w:val="21"/>
           <w:highlight w:val="none"/>
         </w:rPr>
-        <w:t>付款期限</w:t>
+      </w:pPr>
+      <w:r>
+        <w:rPr>
+          <w:rFonts w:ascii="仿宋" w:hAnsi="仿宋" w:eastAsia="仿宋"/>
+          <w:sz w:val="21"/>
+        </w:rPr>
+        <w:t>（1）预付款：合同总价的{{r advancePaymentRate }}%。</w:t>
       </w:r>
     </w:p>
     <w:p>
@@ -2820,7 +3111,11 @@
         </w:rPr>
       </w:pPr>
       <w:r>
-        <w:t>（1）预付款：合同总价的{{r advancePaymentRate }}%。</w:t>
+        <w:rPr>
+          <w:rFonts w:ascii="仿宋" w:hAnsi="仿宋" w:eastAsia="仿宋"/>
+          <w:sz w:val="21"/>
+        </w:rPr>
+        <w:t>（2）发货款：本合同项下设备经甲方确认满足发货条件后支付合同总价的{{r deliveryPaymentRate }}%，乙方应于付款后3日内将全部设备发运并按本合同约定将相关运输物流信息通知甲方。</w:t>
       </w:r>
     </w:p>
     <w:p>
@@ -2839,25 +3134,10 @@
         </w:rPr>
       </w:pPr>
       <w:r>
-        <w:t>（2）发货款：本合同项下设备经甲方确认满足发货条件后支付合同总价的{{r deliveryPaymentRate }}%，乙方应于付款后3日内将全部设备发运并按本合同约定将相关运输物流信息通知甲方。</w:t>
-      </w:r>
-    </w:p>
-    <w:p>
-      <w:pPr>
-        <w:pStyle w:val="14"/>
-        <w:tabs>
-          <w:tab w:val="left" w:pos="312"/>
-        </w:tabs>
-        <w:spacing w:line="300" w:lineRule="auto"/>
-        <w:ind w:left="559" w:firstLine="0" w:firstLineChars="0"/>
-        <w:rPr>
-          <w:rFonts w:ascii="Times New Roman" w:hAnsi="Times New Roman" w:eastAsia="仿宋" w:cs="Times New Roman"/>
-          <w:color w:val="000000"/>
-          <w:szCs w:val="21"/>
-          <w:highlight w:val="none"/>
-        </w:rPr>
-      </w:pPr>
-      <w:r>
+        <w:rPr>
+          <w:rFonts w:ascii="仿宋" w:hAnsi="仿宋" w:eastAsia="仿宋"/>
+          <w:sz w:val="21"/>
+        </w:rPr>
         <w:t>（3）到货款：乙方按约将本合同项下全部设备运抵至交货地点并经甲方初步验收后15个工作日内，甲方向乙方支付合同总价的{{r arrivalPaymentRate }}%。申请付款前，乙方需提供甲方签收人员签字签日期的《送货单》。</w:t>
       </w:r>
     </w:p>
@@ -2892,6 +3172,10 @@
         </w:rPr>
       </w:pPr>
       <w:r>
+        <w:rPr>
+          <w:rFonts w:ascii="仿宋" w:hAnsi="仿宋" w:eastAsia="仿宋"/>
+          <w:sz w:val="21"/>
+        </w:rPr>
         <w:t>（4）验收款：本合同项下所有设备（含增补项）安装、调试完成，经质量、性能验收合格并稳定运行2个月后，甲方向乙方支付合同总价的{{r acceptancePaymentRate }}%。申请付款前，如需要厂家到场调试，乙方需提供调试记录等过程资料及甲方盖章的《验收单》，如不需要厂家到场调试，则以验收单或系统单机调试或到场后6个月，视为验收通过。</w:t>
       </w:r>
     </w:p>
@@ -2911,6 +3195,10 @@
         </w:rPr>
       </w:pPr>
       <w:r>
+        <w:rPr>
+          <w:rFonts w:ascii="仿宋" w:hAnsi="仿宋" w:eastAsia="仿宋"/>
+          <w:sz w:val="21"/>
+        </w:rPr>
         <w:t>（5）质保金：剩余合同总价的{{r warrantyDepositRate }}%作为质保金，质保期满且运行无问题，甲方出具《质保期满验收合格证明》后5个工作日内，扣除乙方应承担的违约金、罚款等费用（如有）后无息支付给乙方。</w:t>
       </w:r>
     </w:p>
@@ -2936,8 +3224,9 @@
       </w:pPr>
       <w:r>
         <w:rPr>
-          <w:rFonts w:hint="eastAsia" w:ascii="Times New Roman" w:hAnsi="Times New Roman" w:eastAsia="仿宋" w:cs="Times New Roman"/>
-          <w:color w:val="000000"/>
+          <w:rFonts w:hint="eastAsia" w:ascii="仿宋" w:hAnsi="仿宋" w:eastAsia="仿宋" w:cs="Times New Roman"/>
+          <w:color w:val="000000"/>
+          <w:sz w:val="21"/>
           <w:szCs w:val="21"/>
           <w:highlight w:val="none"/>
         </w:rPr>
@@ -2979,8 +3268,9 @@
       </w:pPr>
       <w:r>
         <w:rPr>
-          <w:rFonts w:hint="eastAsia" w:ascii="Times New Roman" w:hAnsi="Times New Roman" w:eastAsia="仿宋" w:cs="Times New Roman"/>
-          <w:color w:val="000000"/>
+          <w:rFonts w:hint="eastAsia" w:ascii="仿宋" w:hAnsi="仿宋" w:eastAsia="仿宋" w:cs="Times New Roman"/>
+          <w:color w:val="000000"/>
+          <w:sz w:val="21"/>
           <w:szCs w:val="21"/>
           <w:highlight w:val="none"/>
         </w:rPr>
@@ -3023,8 +3313,9 @@
       </w:pPr>
       <w:r>
         <w:rPr>
-          <w:rFonts w:hint="eastAsia" w:ascii="Times New Roman" w:hAnsi="Times New Roman" w:eastAsia="仿宋" w:cs="Times New Roman"/>
-          <w:color w:val="000000"/>
+          <w:rFonts w:hint="eastAsia" w:ascii="仿宋" w:hAnsi="仿宋" w:eastAsia="仿宋" w:cs="Times New Roman"/>
+          <w:color w:val="000000"/>
+          <w:sz w:val="21"/>
           <w:szCs w:val="21"/>
           <w:highlight w:val="none"/>
         </w:rPr>
@@ -3032,8 +3323,9 @@
       </w:r>
       <w:r>
         <w:rPr>
-          <w:rFonts w:hint="eastAsia" w:ascii="Times New Roman" w:hAnsi="Times New Roman" w:eastAsia="仿宋" w:cs="Times New Roman"/>
-          <w:color w:val="000000"/>
+          <w:rFonts w:hint="eastAsia" w:ascii="仿宋" w:hAnsi="仿宋" w:eastAsia="仿宋" w:cs="Times New Roman"/>
+          <w:color w:val="000000"/>
+          <w:sz w:val="21"/>
           <w:szCs w:val="21"/>
           <w:highlight w:val="none"/>
           <w:lang w:eastAsia="zh-CN"/>
@@ -3042,8 +3334,9 @@
       </w:r>
       <w:r>
         <w:rPr>
-          <w:rFonts w:hint="eastAsia" w:ascii="Times New Roman" w:hAnsi="Times New Roman" w:eastAsia="仿宋" w:cs="Times New Roman"/>
-          <w:color w:val="000000"/>
+          <w:rFonts w:hint="eastAsia" w:ascii="仿宋" w:hAnsi="仿宋" w:eastAsia="仿宋" w:cs="Times New Roman"/>
+          <w:color w:val="000000"/>
+          <w:sz w:val="21"/>
           <w:szCs w:val="21"/>
         </w:rPr>
         <w:t>且增补合同项下的计价应享受与原合同相同的折扣优惠。</w:t>
@@ -3070,8 +3363,9 @@
       </w:pPr>
       <w:r>
         <w:rPr>
-          <w:rFonts w:ascii="Times New Roman" w:hAnsi="Times New Roman" w:eastAsia="仿宋" w:cs="Times New Roman"/>
-          <w:color w:val="000000"/>
+          <w:rFonts w:ascii="仿宋" w:hAnsi="仿宋" w:eastAsia="仿宋" w:cs="Times New Roman"/>
+          <w:color w:val="000000"/>
+          <w:sz w:val="21"/>
           <w:szCs w:val="21"/>
           <w:highlight w:val="none"/>
         </w:rPr>
@@ -3098,6 +3392,10 @@
         </w:rPr>
       </w:pPr>
       <w:r>
+        <w:rPr>
+          <w:rFonts w:ascii="仿宋" w:hAnsi="仿宋" w:eastAsia="仿宋"/>
+          <w:sz w:val="21"/>
+        </w:rPr>
         <w:t>乙方应在发货后3天内向甲方开具正规的{{r taxRate }}%增值税全额专用发票，否则甲方有权拒绝支付相应费用。若乙方提供不符合要求的发票（如虚开发票、假发票等），甲方将暂停支付全部应付款项，并要求乙方重新提供合格发票，因乙方发票问题造成的甲方损失均由乙方承担。如因此导致甲方被税务部门等行政机关处罚的，乙方另需支付合同金额50%的惩罚性违约金。</w:t>
       </w:r>
     </w:p>
@@ -3111,6 +3409,8 @@
       </w:pPr>
       <w:r>
         <w:rPr>
+          <w:rFonts w:ascii="仿宋" w:hAnsi="仿宋" w:eastAsia="仿宋"/>
+          <w:sz w:val="21"/>
           <w:highlight w:val="none"/>
         </w:rPr>
         <w:t>双方的权利和义务</w:t>
@@ -3158,8 +3458,9 @@
       </w:pPr>
       <w:r>
         <w:rPr>
-          <w:rFonts w:ascii="Times New Roman" w:hAnsi="Times New Roman" w:eastAsia="仿宋" w:cs="Times New Roman"/>
-          <w:color w:val="000000"/>
+          <w:rFonts w:ascii="仿宋" w:hAnsi="仿宋" w:eastAsia="仿宋" w:cs="Times New Roman"/>
+          <w:color w:val="000000"/>
+          <w:sz w:val="21"/>
           <w:szCs w:val="21"/>
           <w:highlight w:val="none"/>
         </w:rPr>
@@ -3187,8 +3488,9 @@
       </w:pPr>
       <w:r>
         <w:rPr>
-          <w:rFonts w:ascii="Times New Roman" w:hAnsi="Times New Roman" w:eastAsia="仿宋" w:cs="Times New Roman"/>
-          <w:color w:val="000000"/>
+          <w:rFonts w:ascii="仿宋" w:hAnsi="仿宋" w:eastAsia="仿宋" w:cs="Times New Roman"/>
+          <w:color w:val="000000"/>
+          <w:sz w:val="21"/>
           <w:szCs w:val="21"/>
           <w:highlight w:val="none"/>
         </w:rPr>
@@ -3216,8 +3518,9 @@
       </w:pPr>
       <w:r>
         <w:rPr>
-          <w:rFonts w:ascii="Times New Roman" w:hAnsi="Times New Roman" w:eastAsia="仿宋" w:cs="Times New Roman"/>
-          <w:color w:val="000000"/>
+          <w:rFonts w:ascii="仿宋" w:hAnsi="仿宋" w:eastAsia="仿宋" w:cs="Times New Roman"/>
+          <w:color w:val="000000"/>
+          <w:sz w:val="21"/>
           <w:szCs w:val="21"/>
           <w:highlight w:val="none"/>
         </w:rPr>
@@ -3225,8 +3528,9 @@
       </w:r>
       <w:r>
         <w:rPr>
-          <w:rFonts w:hint="eastAsia" w:ascii="Times New Roman" w:hAnsi="Times New Roman" w:eastAsia="仿宋" w:cs="Times New Roman"/>
-          <w:color w:val="000000"/>
+          <w:rFonts w:hint="eastAsia" w:ascii="仿宋" w:hAnsi="仿宋" w:eastAsia="仿宋" w:cs="Times New Roman"/>
+          <w:color w:val="000000"/>
+          <w:sz w:val="21"/>
           <w:szCs w:val="21"/>
           <w:highlight w:val="none"/>
         </w:rPr>
@@ -3234,8 +3538,9 @@
       </w:r>
       <w:r>
         <w:rPr>
-          <w:rFonts w:ascii="Times New Roman" w:hAnsi="Times New Roman" w:eastAsia="仿宋" w:cs="Times New Roman"/>
-          <w:color w:val="000000"/>
+          <w:rFonts w:ascii="仿宋" w:hAnsi="仿宋" w:eastAsia="仿宋" w:cs="Times New Roman"/>
+          <w:color w:val="000000"/>
+          <w:sz w:val="21"/>
           <w:szCs w:val="21"/>
           <w:highlight w:val="none"/>
         </w:rPr>
@@ -3263,8 +3568,9 @@
       </w:pPr>
       <w:r>
         <w:rPr>
-          <w:rFonts w:ascii="Times New Roman" w:hAnsi="Times New Roman" w:eastAsia="仿宋" w:cs="Times New Roman"/>
-          <w:color w:val="000000"/>
+          <w:rFonts w:ascii="仿宋" w:hAnsi="仿宋" w:eastAsia="仿宋" w:cs="Times New Roman"/>
+          <w:color w:val="000000"/>
+          <w:sz w:val="21"/>
           <w:szCs w:val="21"/>
           <w:highlight w:val="none"/>
         </w:rPr>
@@ -3291,6 +3597,10 @@
         </w:rPr>
       </w:pPr>
       <w:r>
+        <w:rPr>
+          <w:rFonts w:ascii="仿宋" w:hAnsi="仿宋" w:eastAsia="仿宋"/>
+          <w:sz w:val="21"/>
+        </w:rPr>
         <w:t>乙方指派{{r supplierRepresentativeName }}（身份证号码：{{r supplierRepresentativeIdNo }}、联系电话{{r supplierRepresentativePhone }}、联系地址{{r supplierRepresentativeAddress }}、邮箱{{r supplierRepresentativeEmail }}）为乙方代表（下称“乙方代表人”），全面负责本合同的履行、沟通、协调事宜，其所签署的文件即为乙方的真实意思表示，乙方均予以认可。</w:t>
       </w:r>
     </w:p>
@@ -3315,8 +3625,9 @@
       </w:pPr>
       <w:r>
         <w:rPr>
-          <w:rFonts w:ascii="Times New Roman" w:hAnsi="Times New Roman" w:eastAsia="仿宋" w:cs="Times New Roman"/>
-          <w:color w:val="000000"/>
+          <w:rFonts w:ascii="仿宋" w:hAnsi="仿宋" w:eastAsia="仿宋" w:cs="Times New Roman"/>
+          <w:color w:val="000000"/>
+          <w:sz w:val="21"/>
           <w:szCs w:val="21"/>
           <w:highlight w:val="none"/>
         </w:rPr>
@@ -3344,8 +3655,9 @@
       </w:pPr>
       <w:r>
         <w:rPr>
-          <w:rFonts w:ascii="Times New Roman" w:hAnsi="Times New Roman" w:eastAsia="仿宋" w:cs="Times New Roman"/>
-          <w:color w:val="000000"/>
+          <w:rFonts w:ascii="仿宋" w:hAnsi="仿宋" w:eastAsia="仿宋" w:cs="Times New Roman"/>
+          <w:color w:val="000000"/>
+          <w:sz w:val="21"/>
           <w:szCs w:val="21"/>
           <w:highlight w:val="none"/>
         </w:rPr>
@@ -3373,8 +3685,9 @@
       </w:pPr>
       <w:r>
         <w:rPr>
-          <w:rFonts w:ascii="Times New Roman" w:hAnsi="Times New Roman" w:eastAsia="仿宋" w:cs="Times New Roman"/>
-          <w:color w:val="000000"/>
+          <w:rFonts w:ascii="仿宋" w:hAnsi="仿宋" w:eastAsia="仿宋" w:cs="Times New Roman"/>
+          <w:color w:val="000000"/>
+          <w:sz w:val="21"/>
           <w:szCs w:val="21"/>
           <w:highlight w:val="none"/>
         </w:rPr>
@@ -3402,8 +3715,9 @@
       </w:pPr>
       <w:r>
         <w:rPr>
-          <w:rFonts w:ascii="Times New Roman" w:hAnsi="Times New Roman" w:eastAsia="仿宋" w:cs="Times New Roman"/>
-          <w:color w:val="000000"/>
+          <w:rFonts w:ascii="仿宋" w:hAnsi="仿宋" w:eastAsia="仿宋" w:cs="Times New Roman"/>
+          <w:color w:val="000000"/>
+          <w:sz w:val="21"/>
           <w:szCs w:val="21"/>
           <w:highlight w:val="none"/>
         </w:rPr>
@@ -3411,8 +3725,9 @@
       </w:r>
       <w:r>
         <w:rPr>
-          <w:rFonts w:hint="eastAsia" w:ascii="Times New Roman" w:hAnsi="Times New Roman" w:eastAsia="仿宋" w:cs="Times New Roman"/>
-          <w:color w:val="000000"/>
+          <w:rFonts w:hint="eastAsia" w:ascii="仿宋" w:hAnsi="仿宋" w:eastAsia="仿宋" w:cs="Times New Roman"/>
+          <w:color w:val="000000"/>
+          <w:sz w:val="21"/>
           <w:szCs w:val="21"/>
           <w:highlight w:val="none"/>
         </w:rPr>
@@ -3420,8 +3735,9 @@
       </w:r>
       <w:r>
         <w:rPr>
-          <w:rFonts w:ascii="Times New Roman" w:hAnsi="Times New Roman" w:eastAsia="仿宋" w:cs="Times New Roman"/>
-          <w:color w:val="000000"/>
+          <w:rFonts w:ascii="仿宋" w:hAnsi="仿宋" w:eastAsia="仿宋" w:cs="Times New Roman"/>
+          <w:color w:val="000000"/>
+          <w:sz w:val="21"/>
           <w:szCs w:val="21"/>
           <w:highlight w:val="none"/>
         </w:rPr>
@@ -3429,8 +3745,9 @@
       </w:r>
       <w:r>
         <w:rPr>
-          <w:rFonts w:hint="eastAsia" w:ascii="Times New Roman" w:hAnsi="Times New Roman" w:eastAsia="仿宋" w:cs="Times New Roman"/>
-          <w:color w:val="000000"/>
+          <w:rFonts w:hint="eastAsia" w:ascii="仿宋" w:hAnsi="仿宋" w:eastAsia="仿宋" w:cs="Times New Roman"/>
+          <w:color w:val="000000"/>
+          <w:sz w:val="21"/>
           <w:szCs w:val="21"/>
           <w:highlight w:val="none"/>
         </w:rPr>
@@ -3447,6 +3764,8 @@
       </w:pPr>
       <w:r>
         <w:rPr>
+          <w:rFonts w:ascii="仿宋" w:hAnsi="仿宋" w:eastAsia="仿宋"/>
+          <w:sz w:val="21"/>
           <w:highlight w:val="none"/>
         </w:rPr>
         <w:t>违约责任</w:t>
@@ -3494,8 +3813,9 @@
       </w:pPr>
       <w:r>
         <w:rPr>
-          <w:rFonts w:ascii="Times New Roman" w:hAnsi="Times New Roman" w:eastAsia="仿宋" w:cs="Times New Roman"/>
-          <w:color w:val="000000"/>
+          <w:rFonts w:ascii="仿宋" w:hAnsi="仿宋" w:eastAsia="仿宋" w:cs="Times New Roman"/>
+          <w:color w:val="000000"/>
+          <w:sz w:val="21"/>
           <w:szCs w:val="21"/>
           <w:highlight w:val="none"/>
         </w:rPr>
@@ -3503,8 +3823,9 @@
       </w:r>
       <w:r>
         <w:rPr>
-          <w:rFonts w:hint="eastAsia" w:ascii="Times New Roman" w:hAnsi="Times New Roman" w:eastAsia="仿宋" w:cs="Times New Roman"/>
-          <w:color w:val="000000"/>
+          <w:rFonts w:hint="eastAsia" w:ascii="仿宋" w:hAnsi="仿宋" w:eastAsia="仿宋" w:cs="Times New Roman"/>
+          <w:color w:val="000000"/>
+          <w:sz w:val="21"/>
           <w:szCs w:val="21"/>
           <w:highlight w:val="none"/>
         </w:rPr>
@@ -3512,8 +3833,9 @@
       </w:r>
       <w:r>
         <w:rPr>
-          <w:rFonts w:hint="eastAsia" w:eastAsia="仿宋" w:cs="Times New Roman"/>
-          <w:color w:val="000000"/>
+          <w:rFonts w:hint="eastAsia" w:eastAsia="仿宋" w:cs="Times New Roman" w:ascii="仿宋" w:hAnsi="仿宋"/>
+          <w:color w:val="000000"/>
+          <w:sz w:val="21"/>
           <w:szCs w:val="21"/>
           <w:highlight w:val="none"/>
           <w:lang w:val="en-US" w:eastAsia="zh-CN"/>
@@ -3522,8 +3844,9 @@
       </w:r>
       <w:r>
         <w:rPr>
-          <w:rFonts w:ascii="Times New Roman" w:hAnsi="Times New Roman" w:eastAsia="仿宋" w:cs="Times New Roman"/>
-          <w:color w:val="000000"/>
+          <w:rFonts w:ascii="仿宋" w:hAnsi="仿宋" w:eastAsia="仿宋" w:cs="Times New Roman"/>
+          <w:color w:val="000000"/>
+          <w:sz w:val="21"/>
           <w:szCs w:val="21"/>
           <w:highlight w:val="none"/>
         </w:rPr>
@@ -3531,8 +3854,9 @@
       </w:r>
       <w:r>
         <w:rPr>
-          <w:rFonts w:hint="eastAsia" w:ascii="Times New Roman" w:hAnsi="Times New Roman" w:eastAsia="仿宋" w:cs="Times New Roman"/>
-          <w:color w:val="000000"/>
+          <w:rFonts w:hint="eastAsia" w:ascii="仿宋" w:hAnsi="仿宋" w:eastAsia="仿宋" w:cs="Times New Roman"/>
+          <w:color w:val="000000"/>
+          <w:sz w:val="21"/>
           <w:szCs w:val="21"/>
           <w:highlight w:val="none"/>
         </w:rPr>
@@ -3540,8 +3864,9 @@
       </w:r>
       <w:r>
         <w:rPr>
-          <w:rFonts w:ascii="Times New Roman" w:hAnsi="Times New Roman" w:eastAsia="仿宋" w:cs="Times New Roman"/>
-          <w:color w:val="000000"/>
+          <w:rFonts w:ascii="仿宋" w:hAnsi="仿宋" w:eastAsia="仿宋" w:cs="Times New Roman"/>
+          <w:color w:val="000000"/>
+          <w:sz w:val="21"/>
           <w:szCs w:val="21"/>
           <w:highlight w:val="none"/>
         </w:rPr>
@@ -3550,8 +3875,9 @@
       <w:bookmarkStart w:id="2" w:name="OLE_LINK20"/>
       <w:r>
         <w:rPr>
-          <w:rFonts w:ascii="Times New Roman" w:hAnsi="Times New Roman" w:eastAsia="仿宋" w:cs="Times New Roman"/>
-          <w:color w:val="000000"/>
+          <w:rFonts w:ascii="仿宋" w:hAnsi="仿宋" w:eastAsia="仿宋" w:cs="Times New Roman"/>
+          <w:color w:val="000000"/>
+          <w:sz w:val="21"/>
           <w:szCs w:val="21"/>
           <w:highlight w:val="none"/>
         </w:rPr>
@@ -3559,8 +3885,9 @@
       </w:r>
       <w:r>
         <w:rPr>
-          <w:rFonts w:hint="eastAsia" w:ascii="Times New Roman" w:hAnsi="Times New Roman" w:eastAsia="仿宋" w:cs="Times New Roman"/>
-          <w:color w:val="000000"/>
+          <w:rFonts w:hint="eastAsia" w:ascii="仿宋" w:hAnsi="仿宋" w:eastAsia="仿宋" w:cs="Times New Roman"/>
+          <w:color w:val="000000"/>
+          <w:sz w:val="21"/>
           <w:szCs w:val="21"/>
           <w:highlight w:val="none"/>
         </w:rPr>
@@ -3568,8 +3895,9 @@
       </w:r>
       <w:r>
         <w:rPr>
-          <w:rFonts w:ascii="Times New Roman" w:hAnsi="Times New Roman" w:eastAsia="仿宋" w:cs="Times New Roman"/>
-          <w:color w:val="000000"/>
+          <w:rFonts w:ascii="仿宋" w:hAnsi="仿宋" w:eastAsia="仿宋" w:cs="Times New Roman"/>
+          <w:color w:val="000000"/>
+          <w:sz w:val="21"/>
           <w:szCs w:val="21"/>
           <w:highlight w:val="none"/>
         </w:rPr>
@@ -3578,8 +3906,9 @@
       <w:bookmarkEnd w:id="2"/>
       <w:r>
         <w:rPr>
-          <w:rFonts w:ascii="Times New Roman" w:hAnsi="Times New Roman" w:eastAsia="仿宋" w:cs="Times New Roman"/>
-          <w:color w:val="000000"/>
+          <w:rFonts w:ascii="仿宋" w:hAnsi="仿宋" w:eastAsia="仿宋" w:cs="Times New Roman"/>
+          <w:color w:val="000000"/>
+          <w:sz w:val="21"/>
           <w:szCs w:val="21"/>
           <w:highlight w:val="none"/>
         </w:rPr>
@@ -3607,8 +3936,9 @@
       </w:pPr>
       <w:r>
         <w:rPr>
-          <w:rFonts w:hint="eastAsia" w:ascii="Times New Roman" w:hAnsi="Times New Roman" w:eastAsia="仿宋" w:cs="Times New Roman"/>
-          <w:color w:val="000000"/>
+          <w:rFonts w:hint="eastAsia" w:ascii="仿宋" w:hAnsi="仿宋" w:eastAsia="仿宋" w:cs="Times New Roman"/>
+          <w:color w:val="000000"/>
+          <w:sz w:val="21"/>
           <w:szCs w:val="21"/>
           <w:highlight w:val="none"/>
         </w:rPr>
@@ -3636,8 +3966,9 @@
       </w:pPr>
       <w:r>
         <w:rPr>
-          <w:rFonts w:ascii="Times New Roman" w:hAnsi="Times New Roman" w:eastAsia="仿宋" w:cs="Times New Roman"/>
-          <w:color w:val="000000"/>
+          <w:rFonts w:ascii="仿宋" w:hAnsi="仿宋" w:eastAsia="仿宋" w:cs="Times New Roman"/>
+          <w:color w:val="000000"/>
+          <w:sz w:val="21"/>
           <w:szCs w:val="21"/>
           <w:highlight w:val="none"/>
         </w:rPr>
@@ -3654,6 +3985,8 @@
       </w:pPr>
       <w:r>
         <w:rPr>
+          <w:rFonts w:ascii="仿宋" w:hAnsi="仿宋" w:eastAsia="仿宋"/>
+          <w:sz w:val="21"/>
           <w:highlight w:val="none"/>
         </w:rPr>
         <w:t>保密条款</w:t>
@@ -3701,8 +4034,9 @@
       </w:pPr>
       <w:r>
         <w:rPr>
-          <w:rFonts w:ascii="Times New Roman" w:hAnsi="Times New Roman" w:eastAsia="仿宋" w:cs="Times New Roman"/>
-          <w:color w:val="000000"/>
+          <w:rFonts w:ascii="仿宋" w:hAnsi="仿宋" w:eastAsia="仿宋" w:cs="Times New Roman"/>
+          <w:color w:val="000000"/>
+          <w:sz w:val="21"/>
           <w:szCs w:val="21"/>
           <w:highlight w:val="none"/>
         </w:rPr>
@@ -3710,8 +4044,9 @@
       </w:r>
       <w:r>
         <w:rPr>
-          <w:rFonts w:hint="eastAsia" w:ascii="Times New Roman" w:hAnsi="Times New Roman" w:eastAsia="仿宋" w:cs="Times New Roman"/>
-          <w:color w:val="000000"/>
+          <w:rFonts w:hint="eastAsia" w:ascii="仿宋" w:hAnsi="仿宋" w:eastAsia="仿宋" w:cs="Times New Roman"/>
+          <w:color w:val="000000"/>
+          <w:sz w:val="21"/>
           <w:szCs w:val="21"/>
           <w:highlight w:val="none"/>
         </w:rPr>
@@ -3719,8 +4054,9 @@
       </w:r>
       <w:r>
         <w:rPr>
-          <w:rFonts w:ascii="Times New Roman" w:hAnsi="Times New Roman" w:eastAsia="仿宋" w:cs="Times New Roman"/>
-          <w:color w:val="000000"/>
+          <w:rFonts w:ascii="仿宋" w:hAnsi="仿宋" w:eastAsia="仿宋" w:cs="Times New Roman"/>
+          <w:color w:val="000000"/>
+          <w:sz w:val="21"/>
           <w:szCs w:val="21"/>
           <w:highlight w:val="none"/>
         </w:rPr>
@@ -3728,8 +4064,9 @@
       </w:r>
       <w:r>
         <w:rPr>
-          <w:rFonts w:hint="eastAsia" w:ascii="Times New Roman" w:hAnsi="Times New Roman" w:eastAsia="仿宋" w:cs="Times New Roman"/>
-          <w:color w:val="000000"/>
+          <w:rFonts w:hint="eastAsia" w:ascii="仿宋" w:hAnsi="仿宋" w:eastAsia="仿宋" w:cs="Times New Roman"/>
+          <w:color w:val="000000"/>
+          <w:sz w:val="21"/>
           <w:szCs w:val="21"/>
           <w:highlight w:val="none"/>
         </w:rPr>
@@ -3737,8 +4074,9 @@
       </w:r>
       <w:r>
         <w:rPr>
-          <w:rFonts w:ascii="Times New Roman" w:hAnsi="Times New Roman" w:eastAsia="仿宋" w:cs="Times New Roman"/>
-          <w:color w:val="000000"/>
+          <w:rFonts w:ascii="仿宋" w:hAnsi="仿宋" w:eastAsia="仿宋" w:cs="Times New Roman"/>
+          <w:color w:val="000000"/>
+          <w:sz w:val="21"/>
           <w:szCs w:val="21"/>
           <w:highlight w:val="none"/>
         </w:rPr>
@@ -3746,8 +4084,9 @@
       </w:r>
       <w:r>
         <w:rPr>
-          <w:rFonts w:hint="eastAsia" w:ascii="Times New Roman" w:hAnsi="Times New Roman" w:eastAsia="仿宋" w:cs="Times New Roman"/>
-          <w:color w:val="000000"/>
+          <w:rFonts w:hint="eastAsia" w:ascii="仿宋" w:hAnsi="仿宋" w:eastAsia="仿宋" w:cs="Times New Roman"/>
+          <w:color w:val="000000"/>
+          <w:sz w:val="21"/>
           <w:szCs w:val="21"/>
           <w:highlight w:val="none"/>
         </w:rPr>
@@ -3755,8 +4094,9 @@
       </w:r>
       <w:r>
         <w:rPr>
-          <w:rFonts w:ascii="Times New Roman" w:hAnsi="Times New Roman" w:eastAsia="仿宋" w:cs="Times New Roman"/>
-          <w:color w:val="000000"/>
+          <w:rFonts w:ascii="仿宋" w:hAnsi="仿宋" w:eastAsia="仿宋" w:cs="Times New Roman"/>
+          <w:color w:val="000000"/>
+          <w:sz w:val="21"/>
           <w:szCs w:val="21"/>
           <w:highlight w:val="none"/>
         </w:rPr>
@@ -3764,8 +4104,9 @@
       </w:r>
       <w:r>
         <w:rPr>
-          <w:rFonts w:hint="eastAsia" w:ascii="Times New Roman" w:hAnsi="Times New Roman" w:eastAsia="仿宋" w:cs="Times New Roman"/>
-          <w:color w:val="000000"/>
+          <w:rFonts w:hint="eastAsia" w:ascii="仿宋" w:hAnsi="仿宋" w:eastAsia="仿宋" w:cs="Times New Roman"/>
+          <w:color w:val="000000"/>
+          <w:sz w:val="21"/>
           <w:szCs w:val="21"/>
           <w:highlight w:val="none"/>
         </w:rPr>
@@ -3773,8 +4114,9 @@
       </w:r>
       <w:r>
         <w:rPr>
-          <w:rFonts w:ascii="Times New Roman" w:hAnsi="Times New Roman" w:eastAsia="仿宋" w:cs="Times New Roman"/>
-          <w:color w:val="000000"/>
+          <w:rFonts w:ascii="仿宋" w:hAnsi="仿宋" w:eastAsia="仿宋" w:cs="Times New Roman"/>
+          <w:color w:val="000000"/>
+          <w:sz w:val="21"/>
           <w:szCs w:val="21"/>
           <w:highlight w:val="none"/>
         </w:rPr>
@@ -3791,6 +4133,8 @@
       </w:pPr>
       <w:r>
         <w:rPr>
+          <w:rFonts w:ascii="仿宋" w:hAnsi="仿宋" w:eastAsia="仿宋"/>
+          <w:sz w:val="21"/>
           <w:highlight w:val="none"/>
         </w:rPr>
         <w:t>不可抗力</w:t>
@@ -3838,8 +4182,9 @@
       </w:pPr>
       <w:r>
         <w:rPr>
-          <w:rFonts w:ascii="Times New Roman" w:hAnsi="Times New Roman" w:eastAsia="仿宋" w:cs="Times New Roman"/>
-          <w:color w:val="000000"/>
+          <w:rFonts w:ascii="仿宋" w:hAnsi="仿宋" w:eastAsia="仿宋" w:cs="Times New Roman"/>
+          <w:color w:val="000000"/>
+          <w:sz w:val="21"/>
           <w:szCs w:val="21"/>
           <w:highlight w:val="none"/>
         </w:rPr>
@@ -3847,8 +4192,9 @@
       </w:r>
       <w:r>
         <w:rPr>
-          <w:rFonts w:hint="eastAsia" w:ascii="Times New Roman" w:hAnsi="Times New Roman" w:eastAsia="仿宋" w:cs="Times New Roman"/>
-          <w:color w:val="000000"/>
+          <w:rFonts w:hint="eastAsia" w:ascii="仿宋" w:hAnsi="仿宋" w:eastAsia="仿宋" w:cs="Times New Roman"/>
+          <w:color w:val="000000"/>
+          <w:sz w:val="21"/>
           <w:szCs w:val="21"/>
           <w:highlight w:val="none"/>
         </w:rPr>
@@ -3856,8 +4202,9 @@
       </w:r>
       <w:r>
         <w:rPr>
-          <w:rFonts w:ascii="Times New Roman" w:hAnsi="Times New Roman" w:eastAsia="仿宋" w:cs="Times New Roman"/>
-          <w:color w:val="000000"/>
+          <w:rFonts w:ascii="仿宋" w:hAnsi="仿宋" w:eastAsia="仿宋" w:cs="Times New Roman"/>
+          <w:color w:val="000000"/>
+          <w:sz w:val="21"/>
           <w:szCs w:val="21"/>
           <w:highlight w:val="none"/>
         </w:rPr>
@@ -3865,8 +4212,9 @@
       </w:r>
       <w:r>
         <w:rPr>
-          <w:rFonts w:hint="eastAsia" w:ascii="Times New Roman" w:hAnsi="Times New Roman" w:eastAsia="仿宋" w:cs="Times New Roman"/>
-          <w:color w:val="000000"/>
+          <w:rFonts w:hint="eastAsia" w:ascii="仿宋" w:hAnsi="仿宋" w:eastAsia="仿宋" w:cs="Times New Roman"/>
+          <w:color w:val="000000"/>
+          <w:sz w:val="21"/>
           <w:szCs w:val="21"/>
           <w:highlight w:val="none"/>
         </w:rPr>
@@ -3874,8 +4222,9 @@
       </w:r>
       <w:r>
         <w:rPr>
-          <w:rFonts w:ascii="Times New Roman" w:hAnsi="Times New Roman" w:eastAsia="仿宋" w:cs="Times New Roman"/>
-          <w:color w:val="000000"/>
+          <w:rFonts w:ascii="仿宋" w:hAnsi="仿宋" w:eastAsia="仿宋" w:cs="Times New Roman"/>
+          <w:color w:val="000000"/>
+          <w:sz w:val="21"/>
           <w:szCs w:val="21"/>
           <w:highlight w:val="none"/>
         </w:rPr>
@@ -3883,8 +4232,9 @@
       </w:r>
       <w:r>
         <w:rPr>
-          <w:rFonts w:hint="eastAsia" w:ascii="Times New Roman" w:hAnsi="Times New Roman" w:eastAsia="仿宋" w:cs="Times New Roman"/>
-          <w:color w:val="000000"/>
+          <w:rFonts w:hint="eastAsia" w:ascii="仿宋" w:hAnsi="仿宋" w:eastAsia="仿宋" w:cs="Times New Roman"/>
+          <w:color w:val="000000"/>
+          <w:sz w:val="21"/>
           <w:szCs w:val="21"/>
           <w:highlight w:val="none"/>
         </w:rPr>
@@ -3892,8 +4242,9 @@
       </w:r>
       <w:r>
         <w:rPr>
-          <w:rFonts w:ascii="Times New Roman" w:hAnsi="Times New Roman" w:eastAsia="仿宋" w:cs="Times New Roman"/>
-          <w:color w:val="000000"/>
+          <w:rFonts w:ascii="仿宋" w:hAnsi="仿宋" w:eastAsia="仿宋" w:cs="Times New Roman"/>
+          <w:color w:val="000000"/>
+          <w:sz w:val="21"/>
           <w:szCs w:val="21"/>
           <w:highlight w:val="none"/>
         </w:rPr>
@@ -3901,8 +4252,9 @@
       </w:r>
       <w:r>
         <w:rPr>
-          <w:rFonts w:hint="eastAsia" w:ascii="Times New Roman" w:hAnsi="Times New Roman" w:eastAsia="仿宋" w:cs="Times New Roman"/>
-          <w:color w:val="000000"/>
+          <w:rFonts w:hint="eastAsia" w:ascii="仿宋" w:hAnsi="仿宋" w:eastAsia="仿宋" w:cs="Times New Roman"/>
+          <w:color w:val="000000"/>
+          <w:sz w:val="21"/>
           <w:szCs w:val="21"/>
           <w:highlight w:val="none"/>
         </w:rPr>
@@ -3910,8 +4262,9 @@
       </w:r>
       <w:r>
         <w:rPr>
-          <w:rFonts w:ascii="Times New Roman" w:hAnsi="Times New Roman" w:eastAsia="仿宋" w:cs="Times New Roman"/>
-          <w:color w:val="000000"/>
+          <w:rFonts w:ascii="仿宋" w:hAnsi="仿宋" w:eastAsia="仿宋" w:cs="Times New Roman"/>
+          <w:color w:val="000000"/>
+          <w:sz w:val="21"/>
           <w:szCs w:val="21"/>
           <w:highlight w:val="none"/>
         </w:rPr>
@@ -3939,8 +4292,9 @@
       </w:pPr>
       <w:r>
         <w:rPr>
-          <w:rFonts w:ascii="Times New Roman" w:hAnsi="Times New Roman" w:eastAsia="仿宋" w:cs="Times New Roman"/>
-          <w:color w:val="000000"/>
+          <w:rFonts w:ascii="仿宋" w:hAnsi="仿宋" w:eastAsia="仿宋" w:cs="Times New Roman"/>
+          <w:color w:val="000000"/>
+          <w:sz w:val="21"/>
           <w:szCs w:val="21"/>
           <w:highlight w:val="none"/>
         </w:rPr>
@@ -3968,8 +4322,9 @@
       </w:pPr>
       <w:r>
         <w:rPr>
-          <w:rFonts w:ascii="Times New Roman" w:hAnsi="Times New Roman" w:eastAsia="仿宋" w:cs="Times New Roman"/>
-          <w:color w:val="000000"/>
+          <w:rFonts w:ascii="仿宋" w:hAnsi="仿宋" w:eastAsia="仿宋" w:cs="Times New Roman"/>
+          <w:color w:val="000000"/>
+          <w:sz w:val="21"/>
           <w:szCs w:val="21"/>
           <w:highlight w:val="none"/>
         </w:rPr>
@@ -3977,8 +4332,9 @@
       </w:r>
       <w:r>
         <w:rPr>
-          <w:rFonts w:hint="eastAsia" w:ascii="Times New Roman" w:hAnsi="Times New Roman" w:eastAsia="仿宋" w:cs="Times New Roman"/>
-          <w:color w:val="000000"/>
+          <w:rFonts w:hint="eastAsia" w:ascii="仿宋" w:hAnsi="仿宋" w:eastAsia="仿宋" w:cs="Times New Roman"/>
+          <w:color w:val="000000"/>
+          <w:sz w:val="21"/>
           <w:szCs w:val="21"/>
           <w:highlight w:val="none"/>
         </w:rPr>
@@ -3986,8 +4342,9 @@
       </w:r>
       <w:r>
         <w:rPr>
-          <w:rFonts w:ascii="Times New Roman" w:hAnsi="Times New Roman" w:eastAsia="仿宋" w:cs="Times New Roman"/>
-          <w:color w:val="000000"/>
+          <w:rFonts w:ascii="仿宋" w:hAnsi="仿宋" w:eastAsia="仿宋" w:cs="Times New Roman"/>
+          <w:color w:val="000000"/>
+          <w:sz w:val="21"/>
           <w:szCs w:val="21"/>
           <w:highlight w:val="none"/>
         </w:rPr>
@@ -3995,8 +4352,9 @@
       </w:r>
       <w:r>
         <w:rPr>
-          <w:rFonts w:hint="eastAsia" w:ascii="Times New Roman" w:hAnsi="Times New Roman" w:eastAsia="仿宋" w:cs="Times New Roman"/>
-          <w:color w:val="000000"/>
+          <w:rFonts w:hint="eastAsia" w:ascii="仿宋" w:hAnsi="仿宋" w:eastAsia="仿宋" w:cs="Times New Roman"/>
+          <w:color w:val="000000"/>
+          <w:sz w:val="21"/>
           <w:szCs w:val="21"/>
           <w:highlight w:val="none"/>
         </w:rPr>
@@ -4004,8 +4362,9 @@
       </w:r>
       <w:r>
         <w:rPr>
-          <w:rFonts w:ascii="Times New Roman" w:hAnsi="Times New Roman" w:eastAsia="仿宋" w:cs="Times New Roman"/>
-          <w:color w:val="000000"/>
+          <w:rFonts w:ascii="仿宋" w:hAnsi="仿宋" w:eastAsia="仿宋" w:cs="Times New Roman"/>
+          <w:color w:val="000000"/>
+          <w:sz w:val="21"/>
           <w:szCs w:val="21"/>
           <w:highlight w:val="none"/>
         </w:rPr>
@@ -4022,6 +4381,8 @@
       </w:pPr>
       <w:r>
         <w:rPr>
+          <w:rFonts w:ascii="仿宋" w:hAnsi="仿宋" w:eastAsia="仿宋"/>
+          <w:sz w:val="21"/>
           <w:highlight w:val="none"/>
         </w:rPr>
         <w:t>争议解决</w:t>
@@ -4069,8 +4430,9 @@
       </w:pPr>
       <w:r>
         <w:rPr>
-          <w:rFonts w:ascii="Times New Roman" w:hAnsi="Times New Roman" w:eastAsia="仿宋" w:cs="Times New Roman"/>
-          <w:color w:val="000000"/>
+          <w:rFonts w:ascii="仿宋" w:hAnsi="仿宋" w:eastAsia="仿宋" w:cs="Times New Roman"/>
+          <w:color w:val="000000"/>
+          <w:sz w:val="21"/>
           <w:szCs w:val="21"/>
           <w:highlight w:val="none"/>
         </w:rPr>
@@ -4098,8 +4460,9 @@
       </w:pPr>
       <w:r>
         <w:rPr>
-          <w:rFonts w:ascii="Times New Roman" w:hAnsi="Times New Roman" w:eastAsia="仿宋" w:cs="Times New Roman"/>
-          <w:color w:val="000000"/>
+          <w:rFonts w:ascii="仿宋" w:hAnsi="仿宋" w:eastAsia="仿宋" w:cs="Times New Roman"/>
+          <w:color w:val="000000"/>
+          <w:sz w:val="21"/>
           <w:szCs w:val="21"/>
           <w:highlight w:val="none"/>
         </w:rPr>
@@ -4116,6 +4479,8 @@
       </w:pPr>
       <w:r>
         <w:rPr>
+          <w:rFonts w:ascii="仿宋" w:hAnsi="仿宋" w:eastAsia="仿宋"/>
+          <w:sz w:val="21"/>
           <w:highlight w:val="none"/>
         </w:rPr>
         <w:t>其他</w:t>
@@ -4164,8 +4529,9 @@
       <w:bookmarkStart w:id="3" w:name="_Hlk196247180"/>
       <w:r>
         <w:rPr>
-          <w:rFonts w:hint="eastAsia" w:ascii="Times New Roman" w:hAnsi="Times New Roman" w:eastAsia="仿宋" w:cs="Times New Roman"/>
-          <w:color w:val="000000"/>
+          <w:rFonts w:hint="eastAsia" w:ascii="仿宋" w:hAnsi="仿宋" w:eastAsia="仿宋" w:cs="Times New Roman"/>
+          <w:color w:val="000000"/>
+          <w:sz w:val="21"/>
           <w:szCs w:val="21"/>
           <w:highlight w:val="none"/>
         </w:rPr>
@@ -4173,8 +4539,9 @@
       </w:r>
       <w:r>
         <w:rPr>
-          <w:rFonts w:ascii="Times New Roman" w:hAnsi="Times New Roman" w:eastAsia="仿宋" w:cs="Times New Roman"/>
-          <w:color w:val="000000"/>
+          <w:rFonts w:ascii="仿宋" w:hAnsi="仿宋" w:eastAsia="仿宋" w:cs="Times New Roman"/>
+          <w:color w:val="000000"/>
+          <w:sz w:val="21"/>
           <w:szCs w:val="21"/>
           <w:highlight w:val="none"/>
         </w:rPr>
@@ -4182,8 +4549,9 @@
       </w:r>
       <w:r>
         <w:rPr>
-          <w:rFonts w:hint="eastAsia" w:ascii="Times New Roman" w:hAnsi="Times New Roman" w:eastAsia="仿宋" w:cs="Times New Roman"/>
-          <w:color w:val="000000"/>
+          <w:rFonts w:hint="eastAsia" w:ascii="仿宋" w:hAnsi="仿宋" w:eastAsia="仿宋" w:cs="Times New Roman"/>
+          <w:color w:val="000000"/>
+          <w:sz w:val="21"/>
           <w:szCs w:val="21"/>
           <w:highlight w:val="none"/>
         </w:rPr>
@@ -4191,8 +4559,9 @@
       </w:r>
       <w:r>
         <w:rPr>
-          <w:rFonts w:ascii="Times New Roman" w:hAnsi="Times New Roman" w:eastAsia="仿宋" w:cs="Times New Roman"/>
-          <w:color w:val="000000"/>
+          <w:rFonts w:ascii="仿宋" w:hAnsi="仿宋" w:eastAsia="仿宋" w:cs="Times New Roman"/>
+          <w:color w:val="000000"/>
+          <w:sz w:val="21"/>
           <w:szCs w:val="21"/>
           <w:highlight w:val="none"/>
         </w:rPr>
@@ -4200,8 +4569,9 @@
       </w:r>
       <w:r>
         <w:rPr>
-          <w:rFonts w:hint="eastAsia" w:ascii="Times New Roman" w:hAnsi="Times New Roman" w:eastAsia="仿宋" w:cs="Times New Roman"/>
-          <w:color w:val="000000"/>
+          <w:rFonts w:hint="eastAsia" w:ascii="仿宋" w:hAnsi="仿宋" w:eastAsia="仿宋" w:cs="Times New Roman"/>
+          <w:color w:val="000000"/>
+          <w:sz w:val="21"/>
           <w:szCs w:val="21"/>
           <w:highlight w:val="none"/>
         </w:rPr>
@@ -4210,8 +4580,9 @@
       <w:bookmarkStart w:id="4" w:name="OLE_LINK6"/>
       <w:r>
         <w:rPr>
-          <w:rFonts w:ascii="Times New Roman" w:hAnsi="Times New Roman" w:eastAsia="仿宋" w:cs="Times New Roman"/>
-          <w:color w:val="000000"/>
+          <w:rFonts w:ascii="仿宋" w:hAnsi="仿宋" w:eastAsia="仿宋" w:cs="Times New Roman"/>
+          <w:color w:val="000000"/>
+          <w:sz w:val="21"/>
           <w:szCs w:val="21"/>
           <w:highlight w:val="none"/>
         </w:rPr>
@@ -4219,8 +4590,9 @@
       </w:r>
       <w:r>
         <w:rPr>
-          <w:rFonts w:hint="eastAsia" w:ascii="Times New Roman" w:hAnsi="Times New Roman" w:eastAsia="仿宋" w:cs="Times New Roman"/>
-          <w:color w:val="000000"/>
+          <w:rFonts w:hint="eastAsia" w:ascii="仿宋" w:hAnsi="仿宋" w:eastAsia="仿宋" w:cs="Times New Roman"/>
+          <w:color w:val="000000"/>
+          <w:sz w:val="21"/>
           <w:szCs w:val="21"/>
           <w:highlight w:val="none"/>
         </w:rPr>
@@ -4228,8 +4600,9 @@
       </w:r>
       <w:r>
         <w:rPr>
-          <w:rFonts w:ascii="Times New Roman" w:hAnsi="Times New Roman" w:eastAsia="仿宋" w:cs="Times New Roman"/>
-          <w:color w:val="000000"/>
+          <w:rFonts w:ascii="仿宋" w:hAnsi="仿宋" w:eastAsia="仿宋" w:cs="Times New Roman"/>
+          <w:color w:val="000000"/>
+          <w:sz w:val="21"/>
           <w:szCs w:val="21"/>
           <w:highlight w:val="none"/>
         </w:rPr>
@@ -4237,8 +4610,9 @@
       </w:r>
       <w:r>
         <w:rPr>
-          <w:rFonts w:hint="eastAsia" w:ascii="Times New Roman" w:hAnsi="Times New Roman" w:eastAsia="仿宋" w:cs="Times New Roman"/>
-          <w:color w:val="000000"/>
+          <w:rFonts w:hint="eastAsia" w:ascii="仿宋" w:hAnsi="仿宋" w:eastAsia="仿宋" w:cs="Times New Roman"/>
+          <w:color w:val="000000"/>
+          <w:sz w:val="21"/>
           <w:szCs w:val="21"/>
           <w:highlight w:val="none"/>
         </w:rPr>
@@ -4246,8 +4620,9 @@
       </w:r>
       <w:r>
         <w:rPr>
-          <w:rFonts w:ascii="Times New Roman" w:hAnsi="Times New Roman" w:eastAsia="仿宋" w:cs="Times New Roman"/>
-          <w:color w:val="000000"/>
+          <w:rFonts w:ascii="仿宋" w:hAnsi="仿宋" w:eastAsia="仿宋" w:cs="Times New Roman"/>
+          <w:color w:val="000000"/>
+          <w:sz w:val="21"/>
           <w:szCs w:val="21"/>
           <w:highlight w:val="none"/>
         </w:rPr>
@@ -4255,8 +4630,9 @@
       </w:r>
       <w:r>
         <w:rPr>
-          <w:rFonts w:hint="eastAsia" w:ascii="Times New Roman" w:hAnsi="Times New Roman" w:eastAsia="仿宋" w:cs="Times New Roman"/>
-          <w:color w:val="000000"/>
+          <w:rFonts w:hint="eastAsia" w:ascii="仿宋" w:hAnsi="仿宋" w:eastAsia="仿宋" w:cs="Times New Roman"/>
+          <w:color w:val="000000"/>
+          <w:sz w:val="21"/>
           <w:szCs w:val="21"/>
           <w:highlight w:val="none"/>
         </w:rPr>
@@ -4264,8 +4640,9 @@
       </w:r>
       <w:r>
         <w:rPr>
-          <w:rFonts w:ascii="Times New Roman" w:hAnsi="Times New Roman" w:eastAsia="仿宋" w:cs="Times New Roman"/>
-          <w:color w:val="000000"/>
+          <w:rFonts w:ascii="仿宋" w:hAnsi="仿宋" w:eastAsia="仿宋" w:cs="Times New Roman"/>
+          <w:color w:val="000000"/>
+          <w:sz w:val="21"/>
           <w:szCs w:val="21"/>
           <w:highlight w:val="none"/>
         </w:rPr>
@@ -4273,8 +4650,9 @@
       </w:r>
       <w:r>
         <w:rPr>
-          <w:rFonts w:hint="eastAsia" w:ascii="Times New Roman" w:hAnsi="Times New Roman" w:eastAsia="仿宋" w:cs="Times New Roman"/>
-          <w:color w:val="000000"/>
+          <w:rFonts w:hint="eastAsia" w:ascii="仿宋" w:hAnsi="仿宋" w:eastAsia="仿宋" w:cs="Times New Roman"/>
+          <w:color w:val="000000"/>
+          <w:sz w:val="21"/>
           <w:szCs w:val="21"/>
           <w:highlight w:val="none"/>
         </w:rPr>
@@ -4282,8 +4660,9 @@
       </w:r>
       <w:r>
         <w:rPr>
-          <w:rFonts w:ascii="Times New Roman" w:hAnsi="Times New Roman" w:eastAsia="仿宋" w:cs="Times New Roman"/>
-          <w:color w:val="000000"/>
+          <w:rFonts w:ascii="仿宋" w:hAnsi="仿宋" w:eastAsia="仿宋" w:cs="Times New Roman"/>
+          <w:color w:val="000000"/>
+          <w:sz w:val="21"/>
           <w:szCs w:val="21"/>
           <w:highlight w:val="none"/>
         </w:rPr>
@@ -4291,8 +4670,9 @@
       </w:r>
       <w:r>
         <w:rPr>
-          <w:rFonts w:hint="eastAsia" w:ascii="Times New Roman" w:hAnsi="Times New Roman" w:eastAsia="仿宋" w:cs="Times New Roman"/>
-          <w:color w:val="000000"/>
+          <w:rFonts w:hint="eastAsia" w:ascii="仿宋" w:hAnsi="仿宋" w:eastAsia="仿宋" w:cs="Times New Roman"/>
+          <w:color w:val="000000"/>
+          <w:sz w:val="21"/>
           <w:szCs w:val="21"/>
           <w:highlight w:val="none"/>
         </w:rPr>
@@ -4300,8 +4680,9 @@
       </w:r>
       <w:r>
         <w:rPr>
-          <w:rFonts w:ascii="Times New Roman" w:hAnsi="Times New Roman" w:eastAsia="仿宋" w:cs="Times New Roman"/>
-          <w:color w:val="000000"/>
+          <w:rFonts w:ascii="仿宋" w:hAnsi="仿宋" w:eastAsia="仿宋" w:cs="Times New Roman"/>
+          <w:color w:val="000000"/>
+          <w:sz w:val="21"/>
           <w:szCs w:val="21"/>
           <w:highlight w:val="none"/>
         </w:rPr>
@@ -4310,8 +4691,9 @@
       <w:bookmarkEnd w:id="4"/>
       <w:r>
         <w:rPr>
-          <w:rFonts w:hint="eastAsia" w:ascii="Times New Roman" w:hAnsi="Times New Roman" w:eastAsia="仿宋" w:cs="Times New Roman"/>
-          <w:color w:val="000000"/>
+          <w:rFonts w:hint="eastAsia" w:ascii="仿宋" w:hAnsi="仿宋" w:eastAsia="仿宋" w:cs="Times New Roman"/>
+          <w:color w:val="000000"/>
+          <w:sz w:val="21"/>
           <w:szCs w:val="21"/>
           <w:highlight w:val="none"/>
         </w:rPr>
@@ -4340,8 +4722,9 @@
       </w:pPr>
       <w:r>
         <w:rPr>
-          <w:rFonts w:ascii="Times New Roman" w:hAnsi="Times New Roman" w:eastAsia="仿宋" w:cs="Times New Roman"/>
-          <w:color w:val="000000"/>
+          <w:rFonts w:ascii="仿宋" w:hAnsi="仿宋" w:eastAsia="仿宋" w:cs="Times New Roman"/>
+          <w:color w:val="000000"/>
+          <w:sz w:val="21"/>
           <w:szCs w:val="21"/>
           <w:highlight w:val="none"/>
         </w:rPr>
@@ -4349,8 +4732,9 @@
       </w:r>
       <w:r>
         <w:rPr>
-          <w:rFonts w:hint="eastAsia" w:ascii="Times New Roman" w:hAnsi="Times New Roman" w:eastAsia="仿宋" w:cs="Times New Roman"/>
-          <w:color w:val="000000"/>
+          <w:rFonts w:hint="eastAsia" w:ascii="仿宋" w:hAnsi="仿宋" w:eastAsia="仿宋" w:cs="Times New Roman"/>
+          <w:color w:val="000000"/>
+          <w:sz w:val="21"/>
           <w:szCs w:val="21"/>
           <w:highlight w:val="none"/>
         </w:rPr>
@@ -4358,8 +4742,9 @@
       </w:r>
       <w:r>
         <w:rPr>
-          <w:rFonts w:ascii="Times New Roman" w:hAnsi="Times New Roman" w:eastAsia="仿宋" w:cs="Times New Roman"/>
-          <w:color w:val="000000"/>
+          <w:rFonts w:ascii="仿宋" w:hAnsi="仿宋" w:eastAsia="仿宋" w:cs="Times New Roman"/>
+          <w:color w:val="000000"/>
+          <w:sz w:val="21"/>
           <w:szCs w:val="21"/>
           <w:highlight w:val="none"/>
         </w:rPr>
@@ -4367,8 +4752,9 @@
       </w:r>
       <w:r>
         <w:rPr>
-          <w:rFonts w:hint="eastAsia" w:ascii="Times New Roman" w:hAnsi="Times New Roman" w:eastAsia="仿宋" w:cs="Times New Roman"/>
-          <w:color w:val="000000"/>
+          <w:rFonts w:hint="eastAsia" w:ascii="仿宋" w:hAnsi="仿宋" w:eastAsia="仿宋" w:cs="Times New Roman"/>
+          <w:color w:val="000000"/>
+          <w:sz w:val="21"/>
           <w:szCs w:val="21"/>
           <w:highlight w:val="none"/>
         </w:rPr>
@@ -4376,8 +4762,9 @@
       </w:r>
       <w:r>
         <w:rPr>
-          <w:rFonts w:ascii="Times New Roman" w:hAnsi="Times New Roman" w:eastAsia="仿宋" w:cs="Times New Roman"/>
-          <w:color w:val="000000"/>
+          <w:rFonts w:ascii="仿宋" w:hAnsi="仿宋" w:eastAsia="仿宋" w:cs="Times New Roman"/>
+          <w:color w:val="000000"/>
+          <w:sz w:val="21"/>
           <w:szCs w:val="21"/>
           <w:highlight w:val="none"/>
         </w:rPr>
@@ -4385,8 +4772,9 @@
       </w:r>
       <w:r>
         <w:rPr>
-          <w:rFonts w:hint="eastAsia" w:ascii="Times New Roman" w:hAnsi="Times New Roman" w:eastAsia="仿宋" w:cs="Times New Roman"/>
-          <w:color w:val="000000"/>
+          <w:rFonts w:hint="eastAsia" w:ascii="仿宋" w:hAnsi="仿宋" w:eastAsia="仿宋" w:cs="Times New Roman"/>
+          <w:color w:val="000000"/>
+          <w:sz w:val="21"/>
           <w:szCs w:val="21"/>
           <w:highlight w:val="none"/>
         </w:rPr>
@@ -4394,8 +4782,9 @@
       </w:r>
       <w:r>
         <w:rPr>
-          <w:rFonts w:ascii="Times New Roman" w:hAnsi="Times New Roman" w:eastAsia="仿宋" w:cs="Times New Roman"/>
-          <w:color w:val="000000"/>
+          <w:rFonts w:ascii="仿宋" w:hAnsi="仿宋" w:eastAsia="仿宋" w:cs="Times New Roman"/>
+          <w:color w:val="000000"/>
+          <w:sz w:val="21"/>
           <w:szCs w:val="21"/>
           <w:highlight w:val="none"/>
         </w:rPr>
@@ -4403,8 +4792,9 @@
       </w:r>
       <w:r>
         <w:rPr>
-          <w:rFonts w:hint="eastAsia" w:ascii="Times New Roman" w:hAnsi="Times New Roman" w:eastAsia="仿宋" w:cs="Times New Roman"/>
-          <w:color w:val="000000"/>
+          <w:rFonts w:hint="eastAsia" w:ascii="仿宋" w:hAnsi="仿宋" w:eastAsia="仿宋" w:cs="Times New Roman"/>
+          <w:color w:val="000000"/>
+          <w:sz w:val="21"/>
           <w:szCs w:val="21"/>
           <w:highlight w:val="none"/>
         </w:rPr>
@@ -4412,8 +4802,9 @@
       </w:r>
       <w:r>
         <w:rPr>
-          <w:rFonts w:ascii="Times New Roman" w:hAnsi="Times New Roman" w:eastAsia="仿宋" w:cs="Times New Roman"/>
-          <w:color w:val="000000"/>
+          <w:rFonts w:ascii="仿宋" w:hAnsi="仿宋" w:eastAsia="仿宋" w:cs="Times New Roman"/>
+          <w:color w:val="000000"/>
+          <w:sz w:val="21"/>
           <w:szCs w:val="21"/>
           <w:highlight w:val="none"/>
         </w:rPr>
@@ -4421,8 +4812,9 @@
       </w:r>
       <w:r>
         <w:rPr>
-          <w:rFonts w:hint="eastAsia" w:ascii="Times New Roman" w:hAnsi="Times New Roman" w:eastAsia="仿宋" w:cs="Times New Roman"/>
-          <w:color w:val="000000"/>
+          <w:rFonts w:hint="eastAsia" w:ascii="仿宋" w:hAnsi="仿宋" w:eastAsia="仿宋" w:cs="Times New Roman"/>
+          <w:color w:val="000000"/>
+          <w:sz w:val="21"/>
           <w:szCs w:val="21"/>
           <w:highlight w:val="none"/>
         </w:rPr>
@@ -4430,8 +4822,9 @@
       </w:r>
       <w:r>
         <w:rPr>
-          <w:rFonts w:ascii="Times New Roman" w:hAnsi="Times New Roman" w:eastAsia="仿宋" w:cs="Times New Roman"/>
-          <w:color w:val="000000"/>
+          <w:rFonts w:ascii="仿宋" w:hAnsi="仿宋" w:eastAsia="仿宋" w:cs="Times New Roman"/>
+          <w:color w:val="000000"/>
+          <w:sz w:val="21"/>
           <w:szCs w:val="21"/>
           <w:highlight w:val="none"/>
         </w:rPr>
@@ -4459,8 +4852,9 @@
       </w:pPr>
       <w:r>
         <w:rPr>
-          <w:rFonts w:ascii="Times New Roman" w:hAnsi="Times New Roman" w:eastAsia="仿宋" w:cs="Times New Roman"/>
-          <w:color w:val="000000"/>
+          <w:rFonts w:ascii="仿宋" w:hAnsi="仿宋" w:eastAsia="仿宋" w:cs="Times New Roman"/>
+          <w:color w:val="000000"/>
+          <w:sz w:val="21"/>
           <w:szCs w:val="21"/>
           <w:highlight w:val="none"/>
         </w:rPr>
@@ -4468,8 +4862,9 @@
       </w:r>
       <w:r>
         <w:rPr>
-          <w:rFonts w:hint="eastAsia" w:ascii="Times New Roman" w:hAnsi="Times New Roman" w:eastAsia="仿宋" w:cs="Times New Roman"/>
-          <w:color w:val="000000"/>
+          <w:rFonts w:hint="eastAsia" w:ascii="仿宋" w:hAnsi="仿宋" w:eastAsia="仿宋" w:cs="Times New Roman"/>
+          <w:color w:val="000000"/>
+          <w:sz w:val="21"/>
           <w:szCs w:val="21"/>
           <w:highlight w:val="none"/>
         </w:rPr>
@@ -4477,8 +4872,9 @@
       </w:r>
       <w:r>
         <w:rPr>
-          <w:rFonts w:ascii="Times New Roman" w:hAnsi="Times New Roman" w:eastAsia="仿宋" w:cs="Times New Roman"/>
-          <w:color w:val="000000"/>
+          <w:rFonts w:ascii="仿宋" w:hAnsi="仿宋" w:eastAsia="仿宋" w:cs="Times New Roman"/>
+          <w:color w:val="000000"/>
+          <w:sz w:val="21"/>
           <w:szCs w:val="21"/>
           <w:highlight w:val="none"/>
         </w:rPr>
@@ -4486,8 +4882,9 @@
       </w:r>
       <w:r>
         <w:rPr>
-          <w:rFonts w:hint="eastAsia" w:ascii="Times New Roman" w:hAnsi="Times New Roman" w:eastAsia="仿宋" w:cs="Times New Roman"/>
-          <w:color w:val="000000"/>
+          <w:rFonts w:hint="eastAsia" w:ascii="仿宋" w:hAnsi="仿宋" w:eastAsia="仿宋" w:cs="Times New Roman"/>
+          <w:color w:val="000000"/>
+          <w:sz w:val="21"/>
           <w:szCs w:val="21"/>
           <w:highlight w:val="none"/>
         </w:rPr>
@@ -4495,8 +4892,9 @@
       </w:r>
       <w:r>
         <w:rPr>
-          <w:rFonts w:ascii="Times New Roman" w:hAnsi="Times New Roman" w:eastAsia="仿宋" w:cs="Times New Roman"/>
-          <w:color w:val="000000"/>
+          <w:rFonts w:ascii="仿宋" w:hAnsi="仿宋" w:eastAsia="仿宋" w:cs="Times New Roman"/>
+          <w:color w:val="000000"/>
+          <w:sz w:val="21"/>
           <w:szCs w:val="21"/>
           <w:highlight w:val="none"/>
         </w:rPr>
@@ -4504,8 +4902,9 @@
       </w:r>
       <w:r>
         <w:rPr>
-          <w:rFonts w:hint="eastAsia" w:ascii="Times New Roman" w:hAnsi="Times New Roman" w:eastAsia="仿宋" w:cs="Times New Roman"/>
-          <w:color w:val="000000"/>
+          <w:rFonts w:hint="eastAsia" w:ascii="仿宋" w:hAnsi="仿宋" w:eastAsia="仿宋" w:cs="Times New Roman"/>
+          <w:color w:val="000000"/>
+          <w:sz w:val="21"/>
           <w:szCs w:val="21"/>
           <w:highlight w:val="none"/>
         </w:rPr>
@@ -4513,8 +4912,9 @@
       </w:r>
       <w:r>
         <w:rPr>
-          <w:rFonts w:ascii="Times New Roman" w:hAnsi="Times New Roman" w:eastAsia="仿宋" w:cs="Times New Roman"/>
-          <w:color w:val="000000"/>
+          <w:rFonts w:ascii="仿宋" w:hAnsi="仿宋" w:eastAsia="仿宋" w:cs="Times New Roman"/>
+          <w:color w:val="000000"/>
+          <w:sz w:val="21"/>
           <w:szCs w:val="21"/>
           <w:highlight w:val="none"/>
         </w:rPr>
@@ -4542,8 +4942,9 @@
       </w:pPr>
       <w:r>
         <w:rPr>
-          <w:rFonts w:ascii="Times New Roman" w:hAnsi="Times New Roman" w:eastAsia="仿宋" w:cs="Times New Roman"/>
-          <w:color w:val="000000"/>
+          <w:rFonts w:ascii="仿宋" w:hAnsi="仿宋" w:eastAsia="仿宋" w:cs="Times New Roman"/>
+          <w:color w:val="000000"/>
+          <w:sz w:val="21"/>
           <w:szCs w:val="21"/>
           <w:highlight w:val="none"/>
         </w:rPr>
@@ -4571,8 +4972,9 @@
       </w:pPr>
       <w:r>
         <w:rPr>
-          <w:rFonts w:ascii="Times New Roman" w:hAnsi="Times New Roman" w:eastAsia="仿宋" w:cs="Times New Roman"/>
-          <w:color w:val="000000"/>
+          <w:rFonts w:ascii="仿宋" w:hAnsi="仿宋" w:eastAsia="仿宋" w:cs="Times New Roman"/>
+          <w:color w:val="000000"/>
+          <w:sz w:val="21"/>
           <w:szCs w:val="21"/>
           <w:highlight w:val="none"/>
         </w:rPr>
@@ -4594,6 +4996,22 @@
       </w:pPr>
       <w:r>
         <w:rPr>
+          <w:rFonts w:eastAsia="仿宋" w:ascii="仿宋" w:hAnsi="仿宋"/>
+          <w:b/>
+          <w:bCs/>
+          <w:color w:val="000000"/>
+          <w:sz w:val="21"/>
+          <w:szCs w:val="21"/>
+          <w:highlight w:val="none"/>
+        </w:rPr>
+        <w:t>（以下无正文）</w:t>
+      </w:r>
+    </w:p>
+    <w:p>
+      <w:pPr>
+        <w:spacing w:line="300" w:lineRule="auto"/>
+        <w:jc w:val="left"/>
+        <w:rPr>
           <w:rFonts w:eastAsia="仿宋"/>
           <w:b/>
           <w:bCs/>
@@ -4601,8 +5019,7 @@
           <w:szCs w:val="21"/>
           <w:highlight w:val="none"/>
         </w:rPr>
-        <w:t>（以下无正文）</w:t>
-      </w:r>
+      </w:pPr>
     </w:p>
     <w:p>
       <w:pPr>
@@ -4634,20 +5051,6 @@
     </w:p>
     <w:p>
       <w:pPr>
-        <w:spacing w:line="300" w:lineRule="auto"/>
-        <w:jc w:val="left"/>
-        <w:rPr>
-          <w:rFonts w:eastAsia="仿宋"/>
-          <w:b/>
-          <w:bCs/>
-          <w:color w:val="000000"/>
-          <w:szCs w:val="21"/>
-          <w:highlight w:val="none"/>
-        </w:rPr>
-      </w:pPr>
-    </w:p>
-    <w:p>
-      <w:pPr>
         <w:spacing w:line="360" w:lineRule="auto"/>
         <w:rPr>
           <w:rFonts w:hint="eastAsia" w:ascii="仿宋" w:hAnsi="仿宋" w:eastAsia="仿宋" w:cs="仿宋"/>
@@ -4659,6 +5062,10 @@
         </w:rPr>
       </w:pPr>
       <w:r>
+        <w:rPr>
+          <w:rFonts w:ascii="仿宋" w:hAnsi="仿宋" w:eastAsia="仿宋"/>
+          <w:sz w:val="21"/>
+        </w:rPr>
         <w:t>甲方：浙江沃乐科技股份有限公司 （盖章）          乙方：{{r supplierName }}（盖章）</w:t>
       </w:r>
     </w:p>
@@ -4684,6 +5091,10 @@
         </w:rPr>
       </w:pPr>
       <w:r>
+        <w:rPr>
+          <w:rFonts w:ascii="仿宋" w:hAnsi="仿宋" w:eastAsia="仿宋"/>
+          <w:sz w:val="21"/>
+        </w:rPr>
         <w:t>授权代表：{{r buyerAuthorizedRepresentative }}                                       授权代表：{{r supplierAuthorizedRepresentative }}</w:t>
       </w:r>
     </w:p>
@@ -4708,6 +5119,10 @@
         </w:rPr>
       </w:pPr>
       <w:r>
+        <w:rPr>
+          <w:rFonts w:ascii="仿宋" w:hAnsi="仿宋" w:eastAsia="仿宋"/>
+          <w:sz w:val="21"/>
+        </w:rPr>
         <w:t>日期：{{r signatureYear }}年{{r signatureMonth }}月{{r signatureDay }}日                       日期：{{r signatureYear }}年{{r signatureMonth }}月{{r signatureDay }}日</w:t>
       </w:r>
     </w:p>
